--- a/Knowledge/3-Work knowledge/1-Software Engineering/2-General Technologies/9-Databases/5-My Source/2-SQL/3-SQL Commands - DML/4-SQL Update.docx
+++ b/Knowledge/3-Work knowledge/1-Software Engineering/2-General Technologies/9-Databases/5-My Source/2-SQL/3-SQL Commands - DML/4-SQL Update.docx
@@ -47,27 +47,7 @@
           <w:sz w:val="18"/>
           <w:highlight w:val="lightGray"/>
         </w:rPr>
-        <w:t xml:space="preserve">: Persons Table -&gt; ID Column: 1, </w:t>
-      </w:r>
-      <w:proofErr w:type="spellStart"/>
-      <w:r>
-        <w:rPr>
-          <w:rFonts w:asciiTheme="minorBidi" w:hAnsiTheme="minorBidi"/>
-          <w:color w:val="000000"/>
-          <w:sz w:val="18"/>
-          <w:highlight w:val="lightGray"/>
-        </w:rPr>
-        <w:t>Name_En</w:t>
-      </w:r>
-      <w:proofErr w:type="spellEnd"/>
-      <w:r>
-        <w:rPr>
-          <w:rFonts w:asciiTheme="minorBidi" w:hAnsiTheme="minorBidi"/>
-          <w:color w:val="000000"/>
-          <w:sz w:val="18"/>
-          <w:highlight w:val="lightGray"/>
-        </w:rPr>
-        <w:t xml:space="preserve"> Column: Motasem Essam] -&gt; </w:t>
+        <w:t xml:space="preserve">: Persons Table -&gt; ID Column: 1, Name_En Column: Motasem Essam] -&gt; </w:t>
       </w:r>
       <w:r>
         <w:rPr>
@@ -166,8 +146,8 @@
         <w:rPr>
           <w:rFonts w:ascii="Roboto Mono" w:hAnsi="Roboto Mono"/>
         </w:rPr>
-        <w:pict w14:anchorId="52E54363">
-          <v:rect id="_x0000_i1308" style="width:0;height:1.5pt" o:hralign="center" o:hrstd="t" o:hr="t" fillcolor="#a0a0a0" stroked="f"/>
+        <w:pict w14:anchorId="0B603B1F">
+          <v:rect id="_x0000_i1025" style="width:0;height:1.5pt" o:hralign="center" o:hrstd="t" o:hr="t" fillcolor="#a0a0a0" stroked="f"/>
         </w:pict>
       </w:r>
     </w:p>
@@ -203,27 +183,7 @@
           <w:sz w:val="18"/>
           <w:highlight w:val="lightGray"/>
         </w:rPr>
-        <w:t xml:space="preserve">: Persons Table -&gt; ID Column: 1, </w:t>
-      </w:r>
-      <w:proofErr w:type="spellStart"/>
-      <w:r>
-        <w:rPr>
-          <w:rFonts w:asciiTheme="minorBidi" w:hAnsiTheme="minorBidi"/>
-          <w:color w:val="000000"/>
-          <w:sz w:val="18"/>
-          <w:highlight w:val="lightGray"/>
-        </w:rPr>
-        <w:t>Name_En</w:t>
-      </w:r>
-      <w:proofErr w:type="spellEnd"/>
-      <w:r>
-        <w:rPr>
-          <w:rFonts w:asciiTheme="minorBidi" w:hAnsiTheme="minorBidi"/>
-          <w:color w:val="000000"/>
-          <w:sz w:val="18"/>
-          <w:highlight w:val="lightGray"/>
-        </w:rPr>
-        <w:t xml:space="preserve"> Column: Motasem Essam] -&gt; </w:t>
+        <w:t xml:space="preserve">: Persons Table -&gt; ID Column: 1, Name_En Column: Motasem Essam] -&gt; </w:t>
       </w:r>
       <w:r>
         <w:rPr>
@@ -372,8 +332,8 @@
         <w:rPr>
           <w:rFonts w:ascii="Roboto Mono" w:hAnsi="Roboto Mono"/>
         </w:rPr>
-        <w:pict w14:anchorId="40571F4E">
-          <v:rect id="_x0000_i1309" style="width:0;height:1.5pt" o:hralign="center" o:hrstd="t" o:hr="t" fillcolor="#a0a0a0" stroked="f"/>
+        <w:pict w14:anchorId="05C8D827">
+          <v:rect id="_x0000_i1026" style="width:0;height:1.5pt" o:hralign="center" o:hrstd="t" o:hr="t" fillcolor="#a0a0a0" stroked="f"/>
         </w:pict>
       </w:r>
     </w:p>
@@ -409,27 +369,7 @@
           <w:sz w:val="18"/>
           <w:highlight w:val="lightGray"/>
         </w:rPr>
-        <w:t xml:space="preserve">: Persons Table -&gt; ID Column: 1, </w:t>
-      </w:r>
-      <w:proofErr w:type="spellStart"/>
-      <w:r>
-        <w:rPr>
-          <w:rFonts w:asciiTheme="minorBidi" w:hAnsiTheme="minorBidi"/>
-          <w:color w:val="000000"/>
-          <w:sz w:val="18"/>
-          <w:highlight w:val="lightGray"/>
-        </w:rPr>
-        <w:t>Name_En</w:t>
-      </w:r>
-      <w:proofErr w:type="spellEnd"/>
-      <w:r>
-        <w:rPr>
-          <w:rFonts w:asciiTheme="minorBidi" w:hAnsiTheme="minorBidi"/>
-          <w:color w:val="000000"/>
-          <w:sz w:val="18"/>
-          <w:highlight w:val="lightGray"/>
-        </w:rPr>
-        <w:t xml:space="preserve"> Column: Motasem Essam] -&gt; </w:t>
+        <w:t xml:space="preserve">: Persons Table -&gt; ID Column: 1, Name_En Column: Motasem Essam] -&gt; </w:t>
       </w:r>
       <w:r>
         <w:rPr>
@@ -500,7 +440,7 @@
           <w:noProof/>
         </w:rPr>
         <w:drawing>
-          <wp:inline distT="0" distB="0" distL="0" distR="0" wp14:anchorId="6AFC84E7" wp14:editId="7CA8AC7C">
+          <wp:inline distT="0" distB="0" distL="0" distR="0" wp14:anchorId="6AA4F660" wp14:editId="558CA6C7">
             <wp:extent cx="5943600" cy="871220"/>
             <wp:effectExtent l="0" t="0" r="0" b="5080"/>
             <wp:docPr id="1443878271" name="Picture 1"/>
@@ -585,17 +525,14 @@
                 <w:bCs/>
               </w:rPr>
             </w:pPr>
-            <w:proofErr w:type="spellStart"/>
             <w:r>
               <w:rPr>
                 <w:rFonts w:ascii="Roboto Mono" w:hAnsi="Roboto Mono"/>
                 <w:b/>
                 <w:bCs/>
               </w:rPr>
-              <w:lastRenderedPageBreak/>
               <w:t>CustomerID</w:t>
             </w:r>
-            <w:proofErr w:type="spellEnd"/>
           </w:p>
         </w:tc>
         <w:tc>
@@ -788,8 +725,8 @@
         <w:rPr>
           <w:rFonts w:ascii="Roboto Mono" w:hAnsi="Roboto Mono"/>
         </w:rPr>
-        <w:pict w14:anchorId="6958D437">
-          <v:rect id="_x0000_i1310" style="width:0;height:1.5pt" o:hralign="center" o:hrstd="t" o:hr="t" fillcolor="#a0a0a0" stroked="f"/>
+        <w:pict w14:anchorId="0518F303">
+          <v:rect id="_x0000_i1027" style="width:0;height:1.5pt" o:hralign="center" o:hrstd="t" o:hr="t" fillcolor="#a0a0a0" stroked="f"/>
         </w:pict>
       </w:r>
     </w:p>
@@ -823,7 +760,7 @@
           <w:noProof/>
         </w:rPr>
         <w:drawing>
-          <wp:inline distT="0" distB="0" distL="0" distR="0" wp14:anchorId="75988342" wp14:editId="0567F847">
+          <wp:inline distT="0" distB="0" distL="0" distR="0" wp14:anchorId="0FE6FB56" wp14:editId="2B44B9F5">
             <wp:extent cx="5943600" cy="925195"/>
             <wp:effectExtent l="0" t="0" r="0" b="8255"/>
             <wp:docPr id="939719999" name="Picture 2"/>
@@ -908,35 +845,21 @@
         <w:rPr>
           <w:rFonts w:ascii="Roboto Mono" w:hAnsi="Roboto Mono"/>
         </w:rPr>
-        <w:t xml:space="preserve">WHERE </w:t>
-      </w:r>
-      <w:proofErr w:type="spellStart"/>
-      <w:r>
-        <w:rPr>
-          <w:rFonts w:ascii="Roboto Mono" w:hAnsi="Roboto Mono"/>
-        </w:rPr>
-        <w:t>CustomerID</w:t>
-      </w:r>
-      <w:proofErr w:type="spellEnd"/>
-      <w:r>
-        <w:rPr>
-          <w:rFonts w:ascii="Roboto Mono" w:hAnsi="Roboto Mono"/>
-        </w:rPr>
-        <w:t xml:space="preserve"> = 2;</w:t>
-      </w:r>
-    </w:p>
-    <w:p>
-      <w:pPr>
-        <w:rPr>
-          <w:rFonts w:ascii="Roboto Mono" w:hAnsi="Roboto Mono"/>
-        </w:rPr>
-      </w:pPr>
-      <w:r>
-        <w:rPr>
-          <w:rFonts w:ascii="Roboto Mono" w:hAnsi="Roboto Mono"/>
-        </w:rPr>
-        <w:pict w14:anchorId="0FD23CDE">
-          <v:rect id="_x0000_i1311" style="width:0;height:1.5pt" o:hralign="center" o:hrstd="t" o:hr="t" fillcolor="#a0a0a0" stroked="f"/>
+        <w:t>WHERE CustomerID = 2;</w:t>
+      </w:r>
+    </w:p>
+    <w:p>
+      <w:pPr>
+        <w:rPr>
+          <w:rFonts w:ascii="Roboto Mono" w:hAnsi="Roboto Mono"/>
+        </w:rPr>
+      </w:pPr>
+      <w:r>
+        <w:rPr>
+          <w:rFonts w:ascii="Roboto Mono" w:hAnsi="Roboto Mono"/>
+        </w:rPr>
+        <w:pict w14:anchorId="292F7F53">
+          <v:rect id="_x0000_i1028" style="width:0;height:1.5pt" o:hralign="center" o:hrstd="t" o:hr="t" fillcolor="#a0a0a0" stroked="f"/>
         </w:pict>
       </w:r>
     </w:p>
@@ -970,7 +893,7 @@
           <w:noProof/>
         </w:rPr>
         <w:drawing>
-          <wp:inline distT="0" distB="0" distL="0" distR="0" wp14:anchorId="559CBA38" wp14:editId="43AD8BC6">
+          <wp:inline distT="0" distB="0" distL="0" distR="0" wp14:anchorId="069EA9D3" wp14:editId="0FE5B183">
             <wp:extent cx="5943600" cy="859155"/>
             <wp:effectExtent l="0" t="0" r="0" b="0"/>
             <wp:docPr id="73821970" name="Picture 3"/>
@@ -1055,7 +978,6 @@
                 <w:bCs/>
               </w:rPr>
             </w:pPr>
-            <w:proofErr w:type="spellStart"/>
             <w:r>
               <w:rPr>
                 <w:rFonts w:ascii="Roboto Mono" w:hAnsi="Roboto Mono"/>
@@ -1064,7 +986,6 @@
               </w:rPr>
               <w:t>CustomerID</w:t>
             </w:r>
-            <w:proofErr w:type="spellEnd"/>
           </w:p>
         </w:tc>
         <w:tc>
@@ -1284,8 +1205,8 @@
         <w:rPr>
           <w:rFonts w:ascii="Roboto Mono" w:hAnsi="Roboto Mono"/>
         </w:rPr>
-        <w:pict w14:anchorId="0F75BFEE">
-          <v:rect id="_x0000_i1312" style="width:0;height:1.5pt" o:hralign="center" o:hrstd="t" o:hr="t" fillcolor="#a0a0a0" stroked="f"/>
+        <w:pict w14:anchorId="1E3466B3">
+          <v:rect id="_x0000_i1029" style="width:0;height:1.5pt" o:hralign="center" o:hrstd="t" o:hr="t" fillcolor="#a0a0a0" stroked="f"/>
         </w:pict>
       </w:r>
     </w:p>
@@ -1328,27 +1249,7 @@
           <w:sz w:val="18"/>
           <w:highlight w:val="lightGray"/>
         </w:rPr>
-        <w:t xml:space="preserve">: Persons Table -&gt; ID Column: 1, </w:t>
-      </w:r>
-      <w:proofErr w:type="spellStart"/>
-      <w:r>
-        <w:rPr>
-          <w:rFonts w:asciiTheme="minorBidi" w:hAnsiTheme="minorBidi"/>
-          <w:color w:val="000000"/>
-          <w:sz w:val="18"/>
-          <w:highlight w:val="lightGray"/>
-        </w:rPr>
-        <w:t>Name_En</w:t>
-      </w:r>
-      <w:proofErr w:type="spellEnd"/>
-      <w:r>
-        <w:rPr>
-          <w:rFonts w:asciiTheme="minorBidi" w:hAnsiTheme="minorBidi"/>
-          <w:color w:val="000000"/>
-          <w:sz w:val="18"/>
-          <w:highlight w:val="lightGray"/>
-        </w:rPr>
-        <w:t xml:space="preserve"> Column: Motasem Essam] -&gt; </w:t>
+        <w:t xml:space="preserve">: Persons Table -&gt; ID Column: 1, Name_En Column: Motasem Essam] -&gt; </w:t>
       </w:r>
       <w:r>
         <w:rPr>
@@ -1394,9 +1295,8 @@
         <w:rPr>
           <w:noProof/>
         </w:rPr>
-        <w:lastRenderedPageBreak/>
         <w:drawing>
-          <wp:inline distT="0" distB="0" distL="0" distR="0" wp14:anchorId="7B31C182" wp14:editId="0C0C71A0">
+          <wp:inline distT="0" distB="0" distL="0" distR="0" wp14:anchorId="79D7A85B" wp14:editId="6162ACFC">
             <wp:extent cx="5943600" cy="1074420"/>
             <wp:effectExtent l="0" t="0" r="0" b="0"/>
             <wp:docPr id="955811409" name="Picture 4"/>
@@ -1455,16 +1355,8 @@
         <w:rPr>
           <w:rFonts w:ascii="Roboto Mono" w:hAnsi="Roboto Mono"/>
         </w:rPr>
-        <w:t xml:space="preserve">UPDATE </w:t>
-      </w:r>
-      <w:proofErr w:type="spellStart"/>
-      <w:r>
-        <w:rPr>
-          <w:rFonts w:ascii="Roboto Mono" w:hAnsi="Roboto Mono"/>
-        </w:rPr>
-        <w:t>table_name</w:t>
-      </w:r>
-      <w:proofErr w:type="spellEnd"/>
+        <w:t>UPDATE table_name</w:t>
+      </w:r>
     </w:p>
     <w:p>
       <w:pPr>
@@ -1515,8 +1407,8 @@
         <w:rPr>
           <w:rFonts w:ascii="Roboto Mono" w:hAnsi="Roboto Mono"/>
         </w:rPr>
-        <w:pict w14:anchorId="3350D88A">
-          <v:rect id="_x0000_i1313" style="width:0;height:1.5pt" o:hralign="center" o:hrstd="t" o:hr="t" fillcolor="#a0a0a0" stroked="f"/>
+        <w:pict w14:anchorId="5B54A8CF">
+          <v:rect id="_x0000_i1030" style="width:0;height:1.5pt" o:hralign="center" o:hrstd="t" o:hr="t" fillcolor="#a0a0a0" stroked="f"/>
         </w:pict>
       </w:r>
     </w:p>
@@ -1550,7 +1442,7 @@
           <w:noProof/>
         </w:rPr>
         <w:drawing>
-          <wp:inline distT="0" distB="0" distL="0" distR="0" wp14:anchorId="7C5F8EB7" wp14:editId="7CACDB05">
+          <wp:inline distT="0" distB="0" distL="0" distR="0" wp14:anchorId="21931830" wp14:editId="2313BEB5">
             <wp:extent cx="5943600" cy="1208405"/>
             <wp:effectExtent l="0" t="0" r="0" b="0"/>
             <wp:docPr id="1693011017" name="Picture 5"/>
@@ -1815,8 +1707,8 @@
         <w:rPr>
           <w:rFonts w:ascii="Roboto Mono" w:hAnsi="Roboto Mono"/>
         </w:rPr>
-        <w:pict w14:anchorId="3F90001F">
-          <v:rect id="_x0000_i1314" style="width:0;height:1.5pt" o:hralign="center" o:hrstd="t" o:hr="t" fillcolor="#a0a0a0" stroked="f"/>
+        <w:pict w14:anchorId="59DCE77D">
+          <v:rect id="_x0000_i1031" style="width:0;height:1.5pt" o:hralign="center" o:hrstd="t" o:hr="t" fillcolor="#a0a0a0" stroked="f"/>
         </w:pict>
       </w:r>
     </w:p>
@@ -1859,27 +1751,7 @@
           <w:sz w:val="18"/>
           <w:highlight w:val="lightGray"/>
         </w:rPr>
-        <w:t xml:space="preserve">: Persons Table -&gt; ID Column: 1, </w:t>
-      </w:r>
-      <w:proofErr w:type="spellStart"/>
-      <w:r>
-        <w:rPr>
-          <w:rFonts w:asciiTheme="minorBidi" w:hAnsiTheme="minorBidi"/>
-          <w:color w:val="000000"/>
-          <w:sz w:val="18"/>
-          <w:highlight w:val="lightGray"/>
-        </w:rPr>
-        <w:t>Name_En</w:t>
-      </w:r>
-      <w:proofErr w:type="spellEnd"/>
-      <w:r>
-        <w:rPr>
-          <w:rFonts w:asciiTheme="minorBidi" w:hAnsiTheme="minorBidi"/>
-          <w:color w:val="000000"/>
-          <w:sz w:val="18"/>
-          <w:highlight w:val="lightGray"/>
-        </w:rPr>
-        <w:t xml:space="preserve"> Column: Motasem Essam] -&gt; </w:t>
+        <w:t xml:space="preserve">: Persons Table -&gt; ID Column: 1, Name_En Column: Motasem Essam] -&gt; </w:t>
       </w:r>
       <w:r>
         <w:rPr>
@@ -1926,7 +1798,7 @@
           <w:noProof/>
         </w:rPr>
         <w:drawing>
-          <wp:inline distT="0" distB="0" distL="0" distR="0" wp14:anchorId="203B9D64" wp14:editId="19420EB2">
+          <wp:inline distT="0" distB="0" distL="0" distR="0" wp14:anchorId="4787F45B" wp14:editId="45B60F4A">
             <wp:extent cx="5943600" cy="895350"/>
             <wp:effectExtent l="0" t="0" r="0" b="0"/>
             <wp:docPr id="1801795192" name="Picture 6"/>
@@ -1985,7 +1857,6 @@
         <w:rPr>
           <w:rFonts w:ascii="Roboto Mono" w:hAnsi="Roboto Mono"/>
         </w:rPr>
-        <w:lastRenderedPageBreak/>
         <w:t>UPDATE Customers</w:t>
       </w:r>
     </w:p>
@@ -2012,35 +1883,21 @@
         <w:rPr>
           <w:rFonts w:ascii="Roboto Mono" w:hAnsi="Roboto Mono"/>
         </w:rPr>
-        <w:t xml:space="preserve">WHERE </w:t>
-      </w:r>
-      <w:proofErr w:type="spellStart"/>
-      <w:r>
-        <w:rPr>
-          <w:rFonts w:ascii="Roboto Mono" w:hAnsi="Roboto Mono"/>
-        </w:rPr>
-        <w:t>CustomerID</w:t>
-      </w:r>
-      <w:proofErr w:type="spellEnd"/>
-      <w:r>
-        <w:rPr>
-          <w:rFonts w:ascii="Roboto Mono" w:hAnsi="Roboto Mono"/>
-        </w:rPr>
-        <w:t xml:space="preserve"> = 2;</w:t>
-      </w:r>
-    </w:p>
-    <w:p>
-      <w:pPr>
-        <w:rPr>
-          <w:rFonts w:ascii="Roboto Mono" w:hAnsi="Roboto Mono"/>
-        </w:rPr>
-      </w:pPr>
-      <w:r>
-        <w:rPr>
-          <w:rFonts w:ascii="Roboto Mono" w:hAnsi="Roboto Mono"/>
-        </w:rPr>
-        <w:pict w14:anchorId="126184E0">
-          <v:rect id="_x0000_i1315" style="width:0;height:1.5pt" o:hralign="center" o:hrstd="t" o:hr="t" fillcolor="#a0a0a0" stroked="f"/>
+        <w:t>WHERE CustomerID = 2;</w:t>
+      </w:r>
+    </w:p>
+    <w:p>
+      <w:pPr>
+        <w:rPr>
+          <w:rFonts w:ascii="Roboto Mono" w:hAnsi="Roboto Mono"/>
+        </w:rPr>
+      </w:pPr>
+      <w:r>
+        <w:rPr>
+          <w:rFonts w:ascii="Roboto Mono" w:hAnsi="Roboto Mono"/>
+        </w:rPr>
+        <w:pict w14:anchorId="0AA97B88">
+          <v:rect id="_x0000_i1032" style="width:0;height:1.5pt" o:hralign="center" o:hrstd="t" o:hr="t" fillcolor="#a0a0a0" stroked="f"/>
         </w:pict>
       </w:r>
     </w:p>
@@ -2074,7 +1931,7 @@
           <w:noProof/>
         </w:rPr>
         <w:drawing>
-          <wp:inline distT="0" distB="0" distL="0" distR="0" wp14:anchorId="1D61691B" wp14:editId="7F20AF0A">
+          <wp:inline distT="0" distB="0" distL="0" distR="0" wp14:anchorId="7475679D" wp14:editId="5714FB27">
             <wp:extent cx="5943600" cy="514985"/>
             <wp:effectExtent l="0" t="0" r="0" b="0"/>
             <wp:docPr id="784401452" name="Picture 7"/>
@@ -2159,7 +2016,6 @@
                 <w:bCs/>
               </w:rPr>
             </w:pPr>
-            <w:proofErr w:type="spellStart"/>
             <w:r>
               <w:rPr>
                 <w:rFonts w:ascii="Roboto Mono" w:hAnsi="Roboto Mono"/>
@@ -2168,7 +2024,6 @@
               </w:rPr>
               <w:t>CustomerID</w:t>
             </w:r>
-            <w:proofErr w:type="spellEnd"/>
           </w:p>
         </w:tc>
         <w:tc>
@@ -2296,8 +2151,8 @@
         <w:rPr>
           <w:rFonts w:ascii="Roboto Mono" w:hAnsi="Roboto Mono"/>
         </w:rPr>
-        <w:pict w14:anchorId="42333029">
-          <v:rect id="_x0000_i1316" style="width:0;height:1.5pt" o:hralign="center" o:hrstd="t" o:hr="t" fillcolor="#a0a0a0" stroked="f"/>
+        <w:pict w14:anchorId="22F4D112">
+          <v:rect id="_x0000_i1033" style="width:0;height:1.5pt" o:hralign="center" o:hrstd="t" o:hr="t" fillcolor="#a0a0a0" stroked="f"/>
         </w:pict>
       </w:r>
     </w:p>
@@ -2331,7 +2186,7 @@
           <w:noProof/>
         </w:rPr>
         <w:drawing>
-          <wp:inline distT="0" distB="0" distL="0" distR="0" wp14:anchorId="7920B74D" wp14:editId="02CC25EC">
+          <wp:inline distT="0" distB="0" distL="0" distR="0" wp14:anchorId="5AF3F097" wp14:editId="5B61C07F">
             <wp:extent cx="5943600" cy="515620"/>
             <wp:effectExtent l="0" t="0" r="0" b="0"/>
             <wp:docPr id="50664241" name="Picture 8"/>
@@ -2416,7 +2271,6 @@
                 <w:bCs/>
               </w:rPr>
             </w:pPr>
-            <w:proofErr w:type="spellStart"/>
             <w:r>
               <w:rPr>
                 <w:rFonts w:ascii="Roboto Mono" w:hAnsi="Roboto Mono"/>
@@ -2425,7 +2279,6 @@
               </w:rPr>
               <w:t>CustomerID</w:t>
             </w:r>
-            <w:proofErr w:type="spellEnd"/>
           </w:p>
         </w:tc>
         <w:tc>
@@ -2553,8 +2406,8 @@
         <w:rPr>
           <w:rFonts w:ascii="Roboto Mono" w:hAnsi="Roboto Mono"/>
         </w:rPr>
-        <w:pict w14:anchorId="40CB63DF">
-          <v:rect id="_x0000_i1317" style="width:0;height:1.5pt" o:hralign="center" o:hrstd="t" o:hr="t" fillcolor="#a0a0a0" stroked="f"/>
+        <w:pict w14:anchorId="25057004">
+          <v:rect id="_x0000_i1034" style="width:0;height:1.5pt" o:hralign="center" o:hrstd="t" o:hr="t" fillcolor="#a0a0a0" stroked="f"/>
         </w:pict>
       </w:r>
     </w:p>
@@ -2597,27 +2450,7 @@
           <w:sz w:val="18"/>
           <w:highlight w:val="lightGray"/>
         </w:rPr>
-        <w:t xml:space="preserve">: Persons Table -&gt; ID Column: 1, </w:t>
-      </w:r>
-      <w:proofErr w:type="spellStart"/>
-      <w:r>
-        <w:rPr>
-          <w:rFonts w:asciiTheme="minorBidi" w:hAnsiTheme="minorBidi"/>
-          <w:color w:val="000000"/>
-          <w:sz w:val="18"/>
-          <w:highlight w:val="lightGray"/>
-        </w:rPr>
-        <w:t>Name_En</w:t>
-      </w:r>
-      <w:proofErr w:type="spellEnd"/>
-      <w:r>
-        <w:rPr>
-          <w:rFonts w:asciiTheme="minorBidi" w:hAnsiTheme="minorBidi"/>
-          <w:color w:val="000000"/>
-          <w:sz w:val="18"/>
-          <w:highlight w:val="lightGray"/>
-        </w:rPr>
-        <w:t xml:space="preserve"> Column: Motasem Essam] -&gt; </w:t>
+        <w:t xml:space="preserve">: Persons Table -&gt; ID Column: 1, Name_En Column: Motasem Essam] -&gt; </w:t>
       </w:r>
       <w:r>
         <w:rPr>
@@ -2664,7 +2497,7 @@
           <w:noProof/>
         </w:rPr>
         <w:drawing>
-          <wp:inline distT="0" distB="0" distL="0" distR="0" wp14:anchorId="3560758C" wp14:editId="4C2D3D92">
+          <wp:inline distT="0" distB="0" distL="0" distR="0" wp14:anchorId="5022BAB4" wp14:editId="5F615AD0">
             <wp:extent cx="5943600" cy="1114425"/>
             <wp:effectExtent l="0" t="0" r="0" b="9525"/>
             <wp:docPr id="317432172" name="Picture 9"/>
@@ -2749,7 +2582,6 @@
         <w:rPr>
           <w:rFonts w:ascii="Roboto Mono" w:hAnsi="Roboto Mono"/>
         </w:rPr>
-        <w:lastRenderedPageBreak/>
         <w:t xml:space="preserve">    City = 'Giza'</w:t>
       </w:r>
     </w:p>
@@ -2763,35 +2595,21 @@
         <w:rPr>
           <w:rFonts w:ascii="Roboto Mono" w:hAnsi="Roboto Mono"/>
         </w:rPr>
-        <w:t xml:space="preserve">WHERE </w:t>
-      </w:r>
-      <w:proofErr w:type="spellStart"/>
-      <w:r>
-        <w:rPr>
-          <w:rFonts w:ascii="Roboto Mono" w:hAnsi="Roboto Mono"/>
-        </w:rPr>
-        <w:t>CustomerID</w:t>
-      </w:r>
-      <w:proofErr w:type="spellEnd"/>
-      <w:r>
-        <w:rPr>
-          <w:rFonts w:ascii="Roboto Mono" w:hAnsi="Roboto Mono"/>
-        </w:rPr>
-        <w:t xml:space="preserve"> = 1;</w:t>
-      </w:r>
-    </w:p>
-    <w:p>
-      <w:pPr>
-        <w:rPr>
-          <w:rFonts w:ascii="Roboto Mono" w:hAnsi="Roboto Mono"/>
-        </w:rPr>
-      </w:pPr>
-      <w:r>
-        <w:rPr>
-          <w:rFonts w:ascii="Roboto Mono" w:hAnsi="Roboto Mono"/>
-        </w:rPr>
-        <w:pict w14:anchorId="55C326B8">
-          <v:rect id="_x0000_i1318" style="width:0;height:1.5pt" o:hralign="center" o:hrstd="t" o:hr="t" fillcolor="#a0a0a0" stroked="f"/>
+        <w:t>WHERE CustomerID = 1;</w:t>
+      </w:r>
+    </w:p>
+    <w:p>
+      <w:pPr>
+        <w:rPr>
+          <w:rFonts w:ascii="Roboto Mono" w:hAnsi="Roboto Mono"/>
+        </w:rPr>
+      </w:pPr>
+      <w:r>
+        <w:rPr>
+          <w:rFonts w:ascii="Roboto Mono" w:hAnsi="Roboto Mono"/>
+        </w:rPr>
+        <w:pict w14:anchorId="5CA70013">
+          <v:rect id="_x0000_i1035" style="width:0;height:1.5pt" o:hralign="center" o:hrstd="t" o:hr="t" fillcolor="#a0a0a0" stroked="f"/>
         </w:pict>
       </w:r>
     </w:p>
@@ -2825,7 +2643,7 @@
           <w:noProof/>
         </w:rPr>
         <w:drawing>
-          <wp:inline distT="0" distB="0" distL="0" distR="0" wp14:anchorId="04AD2C0E" wp14:editId="2DB68643">
+          <wp:inline distT="0" distB="0" distL="0" distR="0" wp14:anchorId="34E5CC15" wp14:editId="6ED31865">
             <wp:extent cx="5943600" cy="514985"/>
             <wp:effectExtent l="0" t="0" r="0" b="0"/>
             <wp:docPr id="1373524851" name="Picture 10"/>
@@ -2910,7 +2728,6 @@
                 <w:bCs/>
               </w:rPr>
             </w:pPr>
-            <w:proofErr w:type="spellStart"/>
             <w:r>
               <w:rPr>
                 <w:rFonts w:ascii="Roboto Mono" w:hAnsi="Roboto Mono"/>
@@ -2919,7 +2736,6 @@
               </w:rPr>
               <w:t>CustomerID</w:t>
             </w:r>
-            <w:proofErr w:type="spellEnd"/>
           </w:p>
         </w:tc>
         <w:tc>
@@ -3047,8 +2863,8 @@
         <w:rPr>
           <w:rFonts w:ascii="Roboto Mono" w:hAnsi="Roboto Mono"/>
         </w:rPr>
-        <w:pict w14:anchorId="3AB15056">
-          <v:rect id="_x0000_i1319" style="width:0;height:1.5pt" o:hralign="center" o:hrstd="t" o:hr="t" fillcolor="#a0a0a0" stroked="f"/>
+        <w:pict w14:anchorId="0DBAC2B4">
+          <v:rect id="_x0000_i1036" style="width:0;height:1.5pt" o:hralign="center" o:hrstd="t" o:hr="t" fillcolor="#a0a0a0" stroked="f"/>
         </w:pict>
       </w:r>
     </w:p>
@@ -3091,27 +2907,7 @@
           <w:sz w:val="18"/>
           <w:highlight w:val="lightGray"/>
         </w:rPr>
-        <w:t xml:space="preserve">: Persons Table -&gt; ID Column: 1, </w:t>
-      </w:r>
-      <w:proofErr w:type="spellStart"/>
-      <w:r>
-        <w:rPr>
-          <w:rFonts w:asciiTheme="minorBidi" w:hAnsiTheme="minorBidi"/>
-          <w:color w:val="000000"/>
-          <w:sz w:val="18"/>
-          <w:highlight w:val="lightGray"/>
-        </w:rPr>
-        <w:t>Name_En</w:t>
-      </w:r>
-      <w:proofErr w:type="spellEnd"/>
-      <w:r>
-        <w:rPr>
-          <w:rFonts w:asciiTheme="minorBidi" w:hAnsiTheme="minorBidi"/>
-          <w:color w:val="000000"/>
-          <w:sz w:val="18"/>
-          <w:highlight w:val="lightGray"/>
-        </w:rPr>
-        <w:t xml:space="preserve"> Column: Motasem Essam] -&gt; </w:t>
+        <w:t xml:space="preserve">: Persons Table -&gt; ID Column: 1, Name_En Column: Motasem Essam] -&gt; </w:t>
       </w:r>
       <w:r>
         <w:rPr>
@@ -3158,7 +2954,7 @@
           <w:noProof/>
         </w:rPr>
         <w:drawing>
-          <wp:inline distT="0" distB="0" distL="0" distR="0" wp14:anchorId="746B5552" wp14:editId="444863F9">
+          <wp:inline distT="0" distB="0" distL="0" distR="0" wp14:anchorId="335BC192" wp14:editId="621DC0A6">
             <wp:extent cx="5943600" cy="904875"/>
             <wp:effectExtent l="0" t="0" r="0" b="9525"/>
             <wp:docPr id="1050799180" name="Picture 11"/>
@@ -3256,8 +3052,8 @@
         <w:rPr>
           <w:rFonts w:ascii="Roboto Mono" w:hAnsi="Roboto Mono"/>
         </w:rPr>
-        <w:pict w14:anchorId="3F63D7DF">
-          <v:rect id="_x0000_i1320" style="width:0;height:1.5pt" o:hralign="center" o:hrstd="t" o:hr="t" fillcolor="#a0a0a0" stroked="f"/>
+        <w:pict w14:anchorId="50CC3926">
+          <v:rect id="_x0000_i1037" style="width:0;height:1.5pt" o:hralign="center" o:hrstd="t" o:hr="t" fillcolor="#a0a0a0" stroked="f"/>
         </w:pict>
       </w:r>
     </w:p>
@@ -3291,7 +3087,7 @@
           <w:noProof/>
         </w:rPr>
         <w:drawing>
-          <wp:inline distT="0" distB="0" distL="0" distR="0" wp14:anchorId="08D82DE5" wp14:editId="6D95DFA7">
+          <wp:inline distT="0" distB="0" distL="0" distR="0" wp14:anchorId="2A748C81" wp14:editId="543EEF6D">
             <wp:extent cx="5943600" cy="875030"/>
             <wp:effectExtent l="0" t="0" r="0" b="1270"/>
             <wp:docPr id="397250386" name="Picture 12"/>
@@ -3376,17 +3172,14 @@
                 <w:bCs/>
               </w:rPr>
             </w:pPr>
-            <w:proofErr w:type="spellStart"/>
             <w:r>
               <w:rPr>
                 <w:rFonts w:ascii="Roboto Mono" w:hAnsi="Roboto Mono"/>
                 <w:b/>
                 <w:bCs/>
               </w:rPr>
-              <w:lastRenderedPageBreak/>
               <w:t>CustomerID</w:t>
             </w:r>
-            <w:proofErr w:type="spellEnd"/>
           </w:p>
         </w:tc>
         <w:tc>
@@ -3579,8 +3372,8 @@
         <w:rPr>
           <w:rFonts w:ascii="Roboto Mono" w:hAnsi="Roboto Mono"/>
         </w:rPr>
-        <w:pict w14:anchorId="745D5DAD">
-          <v:rect id="_x0000_i1321" style="width:0;height:1.5pt" o:hralign="center" o:hrstd="t" o:hr="t" fillcolor="#a0a0a0" stroked="f"/>
+        <w:pict w14:anchorId="45B944C4">
+          <v:rect id="_x0000_i1038" style="width:0;height:1.5pt" o:hralign="center" o:hrstd="t" o:hr="t" fillcolor="#a0a0a0" stroked="f"/>
         </w:pict>
       </w:r>
     </w:p>
@@ -3614,7 +3407,7 @@
           <w:noProof/>
         </w:rPr>
         <w:drawing>
-          <wp:inline distT="0" distB="0" distL="0" distR="0" wp14:anchorId="0F89E681" wp14:editId="6C7775E3">
+          <wp:inline distT="0" distB="0" distL="0" distR="0" wp14:anchorId="0D741C24" wp14:editId="3A684800">
             <wp:extent cx="5943600" cy="862330"/>
             <wp:effectExtent l="0" t="0" r="0" b="0"/>
             <wp:docPr id="397693638" name="Picture 13"/>
@@ -3699,7 +3492,6 @@
                 <w:bCs/>
               </w:rPr>
             </w:pPr>
-            <w:proofErr w:type="spellStart"/>
             <w:r>
               <w:rPr>
                 <w:rFonts w:ascii="Roboto Mono" w:hAnsi="Roboto Mono"/>
@@ -3708,7 +3500,6 @@
               </w:rPr>
               <w:t>CustomerID</w:t>
             </w:r>
-            <w:proofErr w:type="spellEnd"/>
           </w:p>
         </w:tc>
         <w:tc>
@@ -3901,8 +3692,8 @@
         <w:rPr>
           <w:rFonts w:ascii="Roboto Mono" w:hAnsi="Roboto Mono"/>
         </w:rPr>
-        <w:pict w14:anchorId="3CDFA39E">
-          <v:rect id="_x0000_i1322" style="width:0;height:1.5pt" o:hralign="center" o:hrstd="t" o:hr="t" fillcolor="#a0a0a0" stroked="f"/>
+        <w:pict w14:anchorId="6F8FE47F">
+          <v:rect id="_x0000_i1039" style="width:0;height:1.5pt" o:hralign="center" o:hrstd="t" o:hr="t" fillcolor="#a0a0a0" stroked="f"/>
         </w:pict>
       </w:r>
     </w:p>
@@ -3945,27 +3736,7 @@
           <w:sz w:val="18"/>
           <w:highlight w:val="lightGray"/>
         </w:rPr>
-        <w:t xml:space="preserve">: Persons Table -&gt; ID Column: 1, </w:t>
-      </w:r>
-      <w:proofErr w:type="spellStart"/>
-      <w:r>
-        <w:rPr>
-          <w:rFonts w:asciiTheme="minorBidi" w:hAnsiTheme="minorBidi"/>
-          <w:color w:val="000000"/>
-          <w:sz w:val="18"/>
-          <w:highlight w:val="lightGray"/>
-        </w:rPr>
-        <w:t>Name_En</w:t>
-      </w:r>
-      <w:proofErr w:type="spellEnd"/>
-      <w:r>
-        <w:rPr>
-          <w:rFonts w:asciiTheme="minorBidi" w:hAnsiTheme="minorBidi"/>
-          <w:color w:val="000000"/>
-          <w:sz w:val="18"/>
-          <w:highlight w:val="lightGray"/>
-        </w:rPr>
-        <w:t xml:space="preserve"> Column: Motasem Essam] -&gt; </w:t>
+        <w:t xml:space="preserve">: Persons Table -&gt; ID Column: 1, Name_En Column: Motasem Essam] -&gt; </w:t>
       </w:r>
       <w:r>
         <w:rPr>
@@ -4012,7 +3783,7 @@
           <w:noProof/>
         </w:rPr>
         <w:drawing>
-          <wp:inline distT="0" distB="0" distL="0" distR="0" wp14:anchorId="1E3B7200" wp14:editId="309844DA">
+          <wp:inline distT="0" distB="0" distL="0" distR="0" wp14:anchorId="4D9F074F" wp14:editId="68E83D56">
             <wp:extent cx="5943600" cy="763270"/>
             <wp:effectExtent l="0" t="0" r="0" b="0"/>
             <wp:docPr id="1869792204" name="Picture 14"/>
@@ -4097,8 +3868,8 @@
         <w:rPr>
           <w:rFonts w:ascii="Roboto Mono" w:hAnsi="Roboto Mono"/>
         </w:rPr>
-        <w:pict w14:anchorId="6A94C248">
-          <v:rect id="_x0000_i1323" style="width:0;height:1.5pt" o:hralign="center" o:hrstd="t" o:hr="t" fillcolor="#a0a0a0" stroked="f"/>
+        <w:pict w14:anchorId="7E3DDF68">
+          <v:rect id="_x0000_i1040" style="width:0;height:1.5pt" o:hralign="center" o:hrstd="t" o:hr="t" fillcolor="#a0a0a0" stroked="f"/>
         </w:pict>
       </w:r>
     </w:p>
@@ -4175,8 +3946,8 @@
         <w:rPr>
           <w:rFonts w:ascii="Roboto Mono" w:hAnsi="Roboto Mono"/>
         </w:rPr>
-        <w:pict w14:anchorId="67EE34D9">
-          <v:rect id="_x0000_i1324" style="width:0;height:1.5pt" o:hralign="center" o:hrstd="t" o:hr="t" fillcolor="#a0a0a0" stroked="f"/>
+        <w:pict w14:anchorId="26B0A1FA">
+          <v:rect id="_x0000_i1041" style="width:0;height:1.5pt" o:hralign="center" o:hrstd="t" o:hr="t" fillcolor="#a0a0a0" stroked="f"/>
         </w:pict>
       </w:r>
     </w:p>
@@ -4188,7 +3959,6 @@
         <w:rPr>
           <w:rFonts w:ascii="Segoe UI Emoji" w:hAnsi="Segoe UI Emoji" w:cs="Segoe UI Emoji"/>
         </w:rPr>
-        <w:lastRenderedPageBreak/>
         <w:t>⚠️</w:t>
       </w:r>
       <w:r>
@@ -4213,27 +3983,7 @@
           <w:sz w:val="18"/>
           <w:highlight w:val="lightGray"/>
         </w:rPr>
-        <w:t xml:space="preserve">: Persons Table -&gt; ID Column: 1, </w:t>
-      </w:r>
-      <w:proofErr w:type="spellStart"/>
-      <w:r>
-        <w:rPr>
-          <w:rFonts w:asciiTheme="minorBidi" w:hAnsiTheme="minorBidi"/>
-          <w:color w:val="000000"/>
-          <w:sz w:val="18"/>
-          <w:highlight w:val="lightGray"/>
-        </w:rPr>
-        <w:t>Name_En</w:t>
-      </w:r>
-      <w:proofErr w:type="spellEnd"/>
-      <w:r>
-        <w:rPr>
-          <w:rFonts w:asciiTheme="minorBidi" w:hAnsiTheme="minorBidi"/>
-          <w:color w:val="000000"/>
-          <w:sz w:val="18"/>
-          <w:highlight w:val="lightGray"/>
-        </w:rPr>
-        <w:t xml:space="preserve"> Column: Motasem Essam] -&gt; </w:t>
+        <w:t xml:space="preserve">: Persons Table -&gt; ID Column: 1, Name_En Column: Motasem Essam] -&gt; </w:t>
       </w:r>
       <w:r>
         <w:rPr>
@@ -4304,7 +4054,7 @@
           <w:noProof/>
         </w:rPr>
         <w:drawing>
-          <wp:inline distT="0" distB="0" distL="0" distR="0" wp14:anchorId="1BADAF84" wp14:editId="46C756BF">
+          <wp:inline distT="0" distB="0" distL="0" distR="0" wp14:anchorId="3085EBB4" wp14:editId="1CB01B9B">
             <wp:extent cx="5943600" cy="950595"/>
             <wp:effectExtent l="0" t="0" r="0" b="1905"/>
             <wp:docPr id="2062728550" name="Picture 15"/>
@@ -4389,21 +4139,7 @@
         <w:rPr>
           <w:rFonts w:ascii="Roboto Mono" w:hAnsi="Roboto Mono"/>
         </w:rPr>
-        <w:t xml:space="preserve">WHERE </w:t>
-      </w:r>
-      <w:proofErr w:type="spellStart"/>
-      <w:r>
-        <w:rPr>
-          <w:rFonts w:ascii="Roboto Mono" w:hAnsi="Roboto Mono"/>
-        </w:rPr>
-        <w:t>CustomerID</w:t>
-      </w:r>
-      <w:proofErr w:type="spellEnd"/>
-      <w:r>
-        <w:rPr>
-          <w:rFonts w:ascii="Roboto Mono" w:hAnsi="Roboto Mono"/>
-        </w:rPr>
-        <w:t xml:space="preserve"> = 3;</w:t>
+        <w:t>WHERE CustomerID = 3;</w:t>
       </w:r>
     </w:p>
     <w:p>
@@ -4429,8 +4165,8 @@
         <w:rPr>
           <w:rFonts w:ascii="Roboto Mono" w:hAnsi="Roboto Mono"/>
         </w:rPr>
-        <w:pict w14:anchorId="386E49DD">
-          <v:rect id="_x0000_i1325" style="width:0;height:1.5pt" o:hralign="center" o:hrstd="t" o:hr="t" fillcolor="#a0a0a0" stroked="f"/>
+        <w:pict w14:anchorId="6142BDC6">
+          <v:rect id="_x0000_i1042" style="width:0;height:1.5pt" o:hralign="center" o:hrstd="t" o:hr="t" fillcolor="#a0a0a0" stroked="f"/>
         </w:pict>
       </w:r>
     </w:p>
@@ -4464,7 +4200,7 @@
           <w:noProof/>
         </w:rPr>
         <w:drawing>
-          <wp:inline distT="0" distB="0" distL="0" distR="0" wp14:anchorId="15BF1E65" wp14:editId="39E1C74A">
+          <wp:inline distT="0" distB="0" distL="0" distR="0" wp14:anchorId="2B1FBA2A" wp14:editId="7B35A137">
             <wp:extent cx="5943600" cy="781050"/>
             <wp:effectExtent l="0" t="0" r="0" b="0"/>
             <wp:docPr id="1615346476" name="Picture 16"/>
@@ -4562,8 +4298,8 @@
         <w:rPr>
           <w:rFonts w:ascii="Roboto Mono" w:hAnsi="Roboto Mono"/>
         </w:rPr>
-        <w:pict w14:anchorId="7A1485BD">
-          <v:rect id="_x0000_i1326" style="width:0;height:1.5pt" o:hralign="center" o:hrstd="t" o:hr="t" fillcolor="#a0a0a0" stroked="f"/>
+        <w:pict w14:anchorId="5877397B">
+          <v:rect id="_x0000_i1043" style="width:0;height:1.5pt" o:hralign="center" o:hrstd="t" o:hr="t" fillcolor="#a0a0a0" stroked="f"/>
         </w:pict>
       </w:r>
     </w:p>
@@ -4599,27 +4335,7 @@
           <w:sz w:val="18"/>
           <w:highlight w:val="lightGray"/>
         </w:rPr>
-        <w:t xml:space="preserve">: Persons Table -&gt; ID Column: 1, </w:t>
-      </w:r>
-      <w:proofErr w:type="spellStart"/>
-      <w:r>
-        <w:rPr>
-          <w:rFonts w:asciiTheme="minorBidi" w:hAnsiTheme="minorBidi"/>
-          <w:color w:val="000000"/>
-          <w:sz w:val="18"/>
-          <w:highlight w:val="lightGray"/>
-        </w:rPr>
-        <w:t>Name_En</w:t>
-      </w:r>
-      <w:proofErr w:type="spellEnd"/>
-      <w:r>
-        <w:rPr>
-          <w:rFonts w:asciiTheme="minorBidi" w:hAnsiTheme="minorBidi"/>
-          <w:color w:val="000000"/>
-          <w:sz w:val="18"/>
-          <w:highlight w:val="lightGray"/>
-        </w:rPr>
-        <w:t xml:space="preserve"> Column: Motasem Essam] -&gt; </w:t>
+        <w:t xml:space="preserve">: Persons Table -&gt; ID Column: 1, Name_En Column: Motasem Essam] -&gt; </w:t>
       </w:r>
       <w:r>
         <w:rPr>
@@ -4689,9 +4405,8 @@
         <w:rPr>
           <w:noProof/>
         </w:rPr>
-        <w:lastRenderedPageBreak/>
         <w:drawing>
-          <wp:inline distT="0" distB="0" distL="0" distR="0" wp14:anchorId="174D6F61" wp14:editId="5D9AE8AD">
+          <wp:inline distT="0" distB="0" distL="0" distR="0" wp14:anchorId="5376B184" wp14:editId="0B84FC95">
             <wp:extent cx="5943600" cy="868680"/>
             <wp:effectExtent l="0" t="0" r="0" b="7620"/>
             <wp:docPr id="1555995639" name="Picture 17"/>
@@ -4776,7 +4491,6 @@
                 <w:bCs/>
               </w:rPr>
             </w:pPr>
-            <w:proofErr w:type="spellStart"/>
             <w:r>
               <w:rPr>
                 <w:rFonts w:ascii="Roboto Mono" w:hAnsi="Roboto Mono"/>
@@ -4785,7 +4499,6 @@
               </w:rPr>
               <w:t>CustomerID</w:t>
             </w:r>
-            <w:proofErr w:type="spellEnd"/>
           </w:p>
         </w:tc>
         <w:tc>
@@ -4978,8 +4691,8 @@
         <w:rPr>
           <w:rFonts w:ascii="Roboto Mono" w:hAnsi="Roboto Mono"/>
         </w:rPr>
-        <w:pict w14:anchorId="005B976E">
-          <v:rect id="_x0000_i1327" style="width:0;height:1.5pt" o:hralign="center" o:hrstd="t" o:hr="t" fillcolor="#a0a0a0" stroked="f"/>
+        <w:pict w14:anchorId="70E51ABE">
+          <v:rect id="_x0000_i1044" style="width:0;height:1.5pt" o:hralign="center" o:hrstd="t" o:hr="t" fillcolor="#a0a0a0" stroked="f"/>
         </w:pict>
       </w:r>
     </w:p>
@@ -5013,7 +4726,7 @@
           <w:noProof/>
         </w:rPr>
         <w:drawing>
-          <wp:inline distT="0" distB="0" distL="0" distR="0" wp14:anchorId="226A1BFE" wp14:editId="54BBB3F4">
+          <wp:inline distT="0" distB="0" distL="0" distR="0" wp14:anchorId="07DA9BA0" wp14:editId="68910524">
             <wp:extent cx="5943600" cy="953770"/>
             <wp:effectExtent l="0" t="0" r="0" b="0"/>
             <wp:docPr id="558792302" name="Picture 18"/>
@@ -5098,35 +4811,21 @@
         <w:rPr>
           <w:rFonts w:ascii="Roboto Mono" w:hAnsi="Roboto Mono"/>
         </w:rPr>
-        <w:t xml:space="preserve">WHERE </w:t>
-      </w:r>
-      <w:proofErr w:type="spellStart"/>
-      <w:r>
-        <w:rPr>
-          <w:rFonts w:ascii="Roboto Mono" w:hAnsi="Roboto Mono"/>
-        </w:rPr>
-        <w:t>EmployeeID</w:t>
-      </w:r>
-      <w:proofErr w:type="spellEnd"/>
-      <w:r>
-        <w:rPr>
-          <w:rFonts w:ascii="Roboto Mono" w:hAnsi="Roboto Mono"/>
-        </w:rPr>
-        <w:t xml:space="preserve"> = 2;</w:t>
-      </w:r>
-    </w:p>
-    <w:p>
-      <w:pPr>
-        <w:rPr>
-          <w:rFonts w:ascii="Roboto Mono" w:hAnsi="Roboto Mono"/>
-        </w:rPr>
-      </w:pPr>
-      <w:r>
-        <w:rPr>
-          <w:rFonts w:ascii="Roboto Mono" w:hAnsi="Roboto Mono"/>
-        </w:rPr>
-        <w:pict w14:anchorId="54CCFC80">
-          <v:rect id="_x0000_i1328" style="width:0;height:1.5pt" o:hralign="center" o:hrstd="t" o:hr="t" fillcolor="#a0a0a0" stroked="f"/>
+        <w:t>WHERE EmployeeID = 2;</w:t>
+      </w:r>
+    </w:p>
+    <w:p>
+      <w:pPr>
+        <w:rPr>
+          <w:rFonts w:ascii="Roboto Mono" w:hAnsi="Roboto Mono"/>
+        </w:rPr>
+      </w:pPr>
+      <w:r>
+        <w:rPr>
+          <w:rFonts w:ascii="Roboto Mono" w:hAnsi="Roboto Mono"/>
+        </w:rPr>
+        <w:pict w14:anchorId="203FDCEB">
+          <v:rect id="_x0000_i1045" style="width:0;height:1.5pt" o:hralign="center" o:hrstd="t" o:hr="t" fillcolor="#a0a0a0" stroked="f"/>
         </w:pict>
       </w:r>
     </w:p>
@@ -5160,7 +4859,7 @@
           <w:noProof/>
         </w:rPr>
         <w:drawing>
-          <wp:inline distT="0" distB="0" distL="0" distR="0" wp14:anchorId="38672BC1" wp14:editId="6FA7A152">
+          <wp:inline distT="0" distB="0" distL="0" distR="0" wp14:anchorId="1E7F22E0" wp14:editId="0E69BB54">
             <wp:extent cx="5943600" cy="848995"/>
             <wp:effectExtent l="0" t="0" r="0" b="8255"/>
             <wp:docPr id="1045445097" name="Picture 19"/>
@@ -5245,7 +4944,6 @@
                 <w:bCs/>
               </w:rPr>
             </w:pPr>
-            <w:proofErr w:type="spellStart"/>
             <w:r>
               <w:rPr>
                 <w:rFonts w:ascii="Roboto Mono" w:hAnsi="Roboto Mono"/>
@@ -5254,7 +4952,6 @@
               </w:rPr>
               <w:t>CustomerID</w:t>
             </w:r>
-            <w:proofErr w:type="spellEnd"/>
           </w:p>
         </w:tc>
         <w:tc>
@@ -5447,8 +5144,8 @@
         <w:rPr>
           <w:rFonts w:ascii="Roboto Mono" w:hAnsi="Roboto Mono"/>
         </w:rPr>
-        <w:pict w14:anchorId="56FF946A">
-          <v:rect id="_x0000_i1329" style="width:0;height:1.5pt" o:hralign="center" o:hrstd="t" o:hr="t" fillcolor="#a0a0a0" stroked="f"/>
+        <w:pict w14:anchorId="4D0ADA71">
+          <v:rect id="_x0000_i1046" style="width:0;height:1.5pt" o:hralign="center" o:hrstd="t" o:hr="t" fillcolor="#a0a0a0" stroked="f"/>
         </w:pict>
       </w:r>
     </w:p>
@@ -5460,7 +5157,6 @@
         <w:rPr>
           <w:rFonts w:ascii="Segoe UI Emoji" w:hAnsi="Segoe UI Emoji" w:cs="Segoe UI Emoji"/>
         </w:rPr>
-        <w:lastRenderedPageBreak/>
         <w:t>📚</w:t>
       </w:r>
       <w:r>
@@ -5485,27 +5181,7 @@
           <w:sz w:val="18"/>
           <w:highlight w:val="lightGray"/>
         </w:rPr>
-        <w:t xml:space="preserve">: Persons Table -&gt; ID Column: 1, </w:t>
-      </w:r>
-      <w:proofErr w:type="spellStart"/>
-      <w:r>
-        <w:rPr>
-          <w:rFonts w:asciiTheme="minorBidi" w:hAnsiTheme="minorBidi"/>
-          <w:color w:val="000000"/>
-          <w:sz w:val="18"/>
-          <w:highlight w:val="lightGray"/>
-        </w:rPr>
-        <w:t>Name_En</w:t>
-      </w:r>
-      <w:proofErr w:type="spellEnd"/>
-      <w:r>
-        <w:rPr>
-          <w:rFonts w:asciiTheme="minorBidi" w:hAnsiTheme="minorBidi"/>
-          <w:color w:val="000000"/>
-          <w:sz w:val="18"/>
-          <w:highlight w:val="lightGray"/>
-        </w:rPr>
-        <w:t xml:space="preserve"> Column: Motasem Essam] -&gt; </w:t>
+        <w:t xml:space="preserve">: Persons Table -&gt; ID Column: 1, Name_En Column: Motasem Essam] -&gt; </w:t>
       </w:r>
       <w:r>
         <w:rPr>
@@ -5570,7 +5246,7 @@
           <w:noProof/>
         </w:rPr>
         <w:drawing>
-          <wp:inline distT="0" distB="0" distL="0" distR="0" wp14:anchorId="7F136F1E" wp14:editId="3C388823">
+          <wp:inline distT="0" distB="0" distL="0" distR="0" wp14:anchorId="094431BA" wp14:editId="1834667E">
             <wp:extent cx="5943600" cy="787400"/>
             <wp:effectExtent l="0" t="0" r="0" b="0"/>
             <wp:docPr id="1469804730" name="Picture 21"/>
@@ -5655,8 +5331,8 @@
         <w:rPr>
           <w:rFonts w:ascii="Roboto Mono" w:hAnsi="Roboto Mono"/>
         </w:rPr>
-        <w:pict w14:anchorId="25ED8D89">
-          <v:rect id="_x0000_i1330" style="width:0;height:1.5pt" o:hralign="center" o:hrstd="t" o:hr="t" fillcolor="#a0a0a0" stroked="f"/>
+        <w:pict w14:anchorId="346B0E4C">
+          <v:rect id="_x0000_i1047" style="width:0;height:1.5pt" o:hralign="center" o:hrstd="t" o:hr="t" fillcolor="#a0a0a0" stroked="f"/>
         </w:pict>
       </w:r>
     </w:p>
@@ -5690,7 +5366,7 @@
           <w:noProof/>
         </w:rPr>
         <w:drawing>
-          <wp:inline distT="0" distB="0" distL="0" distR="0" wp14:anchorId="630B901D" wp14:editId="27DA4528">
+          <wp:inline distT="0" distB="0" distL="0" distR="0" wp14:anchorId="2D4CB2E9" wp14:editId="727864E4">
             <wp:extent cx="5943600" cy="868680"/>
             <wp:effectExtent l="0" t="0" r="0" b="7620"/>
             <wp:docPr id="1905391645" name="Picture 22"/>
@@ -5845,8 +5521,8 @@
         <w:rPr>
           <w:rFonts w:ascii="Roboto Mono" w:hAnsi="Roboto Mono"/>
         </w:rPr>
-        <w:pict w14:anchorId="255B913F">
-          <v:rect id="_x0000_i1331" style="width:0;height:1.5pt" o:hralign="center" o:hrstd="t" o:hr="t" fillcolor="#a0a0a0" stroked="f"/>
+        <w:pict w14:anchorId="0A104D02">
+          <v:rect id="_x0000_i1048" style="width:0;height:1.5pt" o:hralign="center" o:hrstd="t" o:hr="t" fillcolor="#a0a0a0" stroked="f"/>
         </w:pict>
       </w:r>
     </w:p>
@@ -5880,7 +5556,7 @@
           <w:noProof/>
         </w:rPr>
         <w:drawing>
-          <wp:inline distT="0" distB="0" distL="0" distR="0" wp14:anchorId="39391AC0" wp14:editId="7DDC286A">
+          <wp:inline distT="0" distB="0" distL="0" distR="0" wp14:anchorId="0FC36D47" wp14:editId="5743E661">
             <wp:extent cx="5943600" cy="854710"/>
             <wp:effectExtent l="0" t="0" r="0" b="2540"/>
             <wp:docPr id="2040674532" name="Picture 23"/>
@@ -6019,7 +5695,6 @@
               <w:rPr>
                 <w:rFonts w:ascii="Roboto Mono" w:hAnsi="Roboto Mono"/>
               </w:rPr>
-              <w:lastRenderedPageBreak/>
               <w:t>6600</w:t>
             </w:r>
           </w:p>
@@ -6036,8 +5711,8 @@
         <w:rPr>
           <w:rFonts w:ascii="Roboto Mono" w:hAnsi="Roboto Mono"/>
         </w:rPr>
-        <w:pict w14:anchorId="44DFD482">
-          <v:rect id="_x0000_i1332" style="width:0;height:1.5pt" o:hralign="center" o:hrstd="t" o:hr="t" fillcolor="#a0a0a0" stroked="f"/>
+        <w:pict w14:anchorId="2E66FF93">
+          <v:rect id="_x0000_i1049" style="width:0;height:1.5pt" o:hralign="center" o:hrstd="t" o:hr="t" fillcolor="#a0a0a0" stroked="f"/>
         </w:pict>
       </w:r>
     </w:p>
@@ -6080,27 +5755,7 @@
           <w:sz w:val="18"/>
           <w:highlight w:val="lightGray"/>
         </w:rPr>
-        <w:t xml:space="preserve">: Persons Table -&gt; ID Column: 1, </w:t>
-      </w:r>
-      <w:proofErr w:type="spellStart"/>
-      <w:r>
-        <w:rPr>
-          <w:rFonts w:asciiTheme="minorBidi" w:hAnsiTheme="minorBidi"/>
-          <w:color w:val="000000"/>
-          <w:sz w:val="18"/>
-          <w:highlight w:val="lightGray"/>
-        </w:rPr>
-        <w:t>Name_En</w:t>
-      </w:r>
-      <w:proofErr w:type="spellEnd"/>
-      <w:r>
-        <w:rPr>
-          <w:rFonts w:asciiTheme="minorBidi" w:hAnsiTheme="minorBidi"/>
-          <w:color w:val="000000"/>
-          <w:sz w:val="18"/>
-          <w:highlight w:val="lightGray"/>
-        </w:rPr>
-        <w:t xml:space="preserve"> Column: Motasem Essam] -&gt; </w:t>
+        <w:t xml:space="preserve">: Persons Table -&gt; ID Column: 1, Name_En Column: Motasem Essam] -&gt; </w:t>
       </w:r>
       <w:r>
         <w:rPr>
@@ -6147,7 +5802,7 @@
           <w:noProof/>
         </w:rPr>
         <w:drawing>
-          <wp:inline distT="0" distB="0" distL="0" distR="0" wp14:anchorId="4C0F046B" wp14:editId="274746ED">
+          <wp:inline distT="0" distB="0" distL="0" distR="0" wp14:anchorId="62E9E9CF" wp14:editId="42BB8A7B">
             <wp:extent cx="5943600" cy="1111885"/>
             <wp:effectExtent l="0" t="0" r="0" b="0"/>
             <wp:docPr id="19105852" name="Picture 24"/>
@@ -6271,8 +5926,8 @@
         <w:rPr>
           <w:rFonts w:ascii="Roboto Mono" w:hAnsi="Roboto Mono"/>
         </w:rPr>
-        <w:pict w14:anchorId="59E86906">
-          <v:rect id="_x0000_i1333" style="width:0;height:1.5pt" o:hralign="center" o:hrstd="t" o:hr="t" fillcolor="#a0a0a0" stroked="f"/>
+        <w:pict w14:anchorId="40676692">
+          <v:rect id="_x0000_i1050" style="width:0;height:1.5pt" o:hralign="center" o:hrstd="t" o:hr="t" fillcolor="#a0a0a0" stroked="f"/>
         </w:pict>
       </w:r>
     </w:p>
@@ -6315,27 +5970,7 @@
           <w:sz w:val="18"/>
           <w:highlight w:val="lightGray"/>
         </w:rPr>
-        <w:t xml:space="preserve">: Persons Table -&gt; ID Column: 1, </w:t>
-      </w:r>
-      <w:proofErr w:type="spellStart"/>
-      <w:r>
-        <w:rPr>
-          <w:rFonts w:asciiTheme="minorBidi" w:hAnsiTheme="minorBidi"/>
-          <w:color w:val="000000"/>
-          <w:sz w:val="18"/>
-          <w:highlight w:val="lightGray"/>
-        </w:rPr>
-        <w:t>Name_En</w:t>
-      </w:r>
-      <w:proofErr w:type="spellEnd"/>
-      <w:r>
-        <w:rPr>
-          <w:rFonts w:asciiTheme="minorBidi" w:hAnsiTheme="minorBidi"/>
-          <w:color w:val="000000"/>
-          <w:sz w:val="18"/>
-          <w:highlight w:val="lightGray"/>
-        </w:rPr>
-        <w:t xml:space="preserve"> Column: Motasem Essam] -&gt; </w:t>
+        <w:t xml:space="preserve">: Persons Table -&gt; ID Column: 1, Name_En Column: Motasem Essam] -&gt; </w:t>
       </w:r>
       <w:r>
         <w:rPr>
@@ -6382,7 +6017,7 @@
           <w:noProof/>
         </w:rPr>
         <w:drawing>
-          <wp:inline distT="0" distB="0" distL="0" distR="0" wp14:anchorId="464C6CAB" wp14:editId="35DB6916">
+          <wp:inline distT="0" distB="0" distL="0" distR="0" wp14:anchorId="2FBC7A2F" wp14:editId="6CA82D52">
             <wp:extent cx="5943600" cy="1577340"/>
             <wp:effectExtent l="0" t="0" r="0" b="3810"/>
             <wp:docPr id="914252090" name="Picture 25"/>
@@ -6472,7 +6107,6 @@
                 <w:b/>
                 <w:bCs/>
               </w:rPr>
-              <w:lastRenderedPageBreak/>
               <w:t>Statement</w:t>
             </w:r>
           </w:p>
@@ -6693,8 +6327,8 @@
         <w:rPr>
           <w:rFonts w:ascii="Roboto Mono" w:hAnsi="Roboto Mono"/>
         </w:rPr>
-        <w:pict w14:anchorId="4411F74D">
-          <v:rect id="_x0000_i1334" style="width:0;height:1.5pt" o:hralign="center" o:hrstd="t" o:hr="t" fillcolor="#a0a0a0" stroked="f"/>
+        <w:pict w14:anchorId="59D6C368">
+          <v:rect id="_x0000_i1051" style="width:0;height:1.5pt" o:hralign="center" o:hrstd="t" o:hr="t" fillcolor="#a0a0a0" stroked="f"/>
         </w:pict>
       </w:r>
     </w:p>
@@ -6730,27 +6364,7 @@
           <w:sz w:val="18"/>
           <w:highlight w:val="lightGray"/>
         </w:rPr>
-        <w:t xml:space="preserve">: Persons Table -&gt; ID Column: 1, </w:t>
-      </w:r>
-      <w:proofErr w:type="spellStart"/>
-      <w:r>
-        <w:rPr>
-          <w:rFonts w:asciiTheme="minorBidi" w:hAnsiTheme="minorBidi"/>
-          <w:color w:val="000000"/>
-          <w:sz w:val="18"/>
-          <w:highlight w:val="lightGray"/>
-        </w:rPr>
-        <w:t>Name_En</w:t>
-      </w:r>
-      <w:proofErr w:type="spellEnd"/>
-      <w:r>
-        <w:rPr>
-          <w:rFonts w:asciiTheme="minorBidi" w:hAnsiTheme="minorBidi"/>
-          <w:color w:val="000000"/>
-          <w:sz w:val="18"/>
-          <w:highlight w:val="lightGray"/>
-        </w:rPr>
-        <w:t xml:space="preserve"> Column: Motasem Essam] -&gt; </w:t>
+        <w:t xml:space="preserve">: Persons Table -&gt; ID Column: 1, Name_En Column: Motasem Essam] -&gt; </w:t>
       </w:r>
       <w:r>
         <w:rPr>
@@ -6821,7 +6435,7 @@
           <w:noProof/>
         </w:rPr>
         <w:drawing>
-          <wp:inline distT="0" distB="0" distL="0" distR="0" wp14:anchorId="7BB7BA75" wp14:editId="65BB6558">
+          <wp:inline distT="0" distB="0" distL="0" distR="0" wp14:anchorId="0ADF913D" wp14:editId="3DD37ABF">
             <wp:extent cx="5943600" cy="1294130"/>
             <wp:effectExtent l="0" t="0" r="0" b="1270"/>
             <wp:docPr id="1543829581" name="Picture 26"/>
@@ -6893,75 +6507,33 @@
         <w:rPr>
           <w:rFonts w:ascii="Roboto Mono" w:hAnsi="Roboto Mono"/>
         </w:rPr>
-        <w:t xml:space="preserve">    </w:t>
-      </w:r>
-      <w:proofErr w:type="spellStart"/>
-      <w:r>
-        <w:rPr>
-          <w:rFonts w:ascii="Roboto Mono" w:hAnsi="Roboto Mono"/>
-        </w:rPr>
-        <w:t>EmployeeID</w:t>
-      </w:r>
-      <w:proofErr w:type="spellEnd"/>
-      <w:r>
-        <w:rPr>
-          <w:rFonts w:ascii="Roboto Mono" w:hAnsi="Roboto Mono"/>
-        </w:rPr>
-        <w:t xml:space="preserve"> INT PRIMARY KEY,</w:t>
-      </w:r>
-    </w:p>
-    <w:p>
-      <w:pPr>
-        <w:rPr>
-          <w:rFonts w:ascii="Roboto Mono" w:hAnsi="Roboto Mono"/>
-        </w:rPr>
-      </w:pPr>
-      <w:r>
-        <w:rPr>
-          <w:rFonts w:ascii="Roboto Mono" w:hAnsi="Roboto Mono"/>
-        </w:rPr>
-        <w:t xml:space="preserve">    Name </w:t>
-      </w:r>
-      <w:proofErr w:type="gramStart"/>
-      <w:r>
-        <w:rPr>
-          <w:rFonts w:ascii="Roboto Mono" w:hAnsi="Roboto Mono"/>
-        </w:rPr>
-        <w:t>VARCHAR(</w:t>
-      </w:r>
-      <w:proofErr w:type="gramEnd"/>
-      <w:r>
-        <w:rPr>
-          <w:rFonts w:ascii="Roboto Mono" w:hAnsi="Roboto Mono"/>
-        </w:rPr>
-        <w:t>100),</w:t>
-      </w:r>
-    </w:p>
-    <w:p>
-      <w:pPr>
-        <w:rPr>
-          <w:rFonts w:ascii="Roboto Mono" w:hAnsi="Roboto Mono"/>
-        </w:rPr>
-      </w:pPr>
-      <w:r>
-        <w:rPr>
-          <w:rFonts w:ascii="Roboto Mono" w:hAnsi="Roboto Mono"/>
-        </w:rPr>
-        <w:t xml:space="preserve">    Salary </w:t>
-      </w:r>
-      <w:proofErr w:type="gramStart"/>
-      <w:r>
-        <w:rPr>
-          <w:rFonts w:ascii="Roboto Mono" w:hAnsi="Roboto Mono"/>
-        </w:rPr>
-        <w:t>DECIMAL(</w:t>
-      </w:r>
-      <w:proofErr w:type="gramEnd"/>
-      <w:r>
-        <w:rPr>
-          <w:rFonts w:ascii="Roboto Mono" w:hAnsi="Roboto Mono"/>
-        </w:rPr>
-        <w:t>10,2)</w:t>
+        <w:t xml:space="preserve">    EmployeeID INT PRIMARY KEY,</w:t>
+      </w:r>
+    </w:p>
+    <w:p>
+      <w:pPr>
+        <w:rPr>
+          <w:rFonts w:ascii="Roboto Mono" w:hAnsi="Roboto Mono"/>
+        </w:rPr>
+      </w:pPr>
+      <w:r>
+        <w:rPr>
+          <w:rFonts w:ascii="Roboto Mono" w:hAnsi="Roboto Mono"/>
+        </w:rPr>
+        <w:t xml:space="preserve">    Name VARCHAR(100),</w:t>
+      </w:r>
+    </w:p>
+    <w:p>
+      <w:pPr>
+        <w:rPr>
+          <w:rFonts w:ascii="Roboto Mono" w:hAnsi="Roboto Mono"/>
+        </w:rPr>
+      </w:pPr>
+      <w:r>
+        <w:rPr>
+          <w:rFonts w:ascii="Roboto Mono" w:hAnsi="Roboto Mono"/>
+        </w:rPr>
+        <w:t xml:space="preserve">    Salary DECIMAL(10,2)</w:t>
       </w:r>
     </w:p>
     <w:p>
@@ -6987,8 +6559,8 @@
         <w:rPr>
           <w:rFonts w:ascii="Roboto Mono" w:hAnsi="Roboto Mono"/>
         </w:rPr>
-        <w:pict w14:anchorId="004922F0">
-          <v:rect id="_x0000_i1335" style="width:0;height:1.5pt" o:hralign="center" o:hrstd="t" o:hr="t" fillcolor="#a0a0a0" stroked="f"/>
+        <w:pict w14:anchorId="1F135ADA">
+          <v:rect id="_x0000_i1052" style="width:0;height:1.5pt" o:hralign="center" o:hrstd="t" o:hr="t" fillcolor="#a0a0a0" stroked="f"/>
         </w:pict>
       </w:r>
     </w:p>
@@ -7021,9 +6593,8 @@
         <w:rPr>
           <w:noProof/>
         </w:rPr>
-        <w:lastRenderedPageBreak/>
         <w:drawing>
-          <wp:inline distT="0" distB="0" distL="0" distR="0" wp14:anchorId="213B51DE" wp14:editId="196D7142">
+          <wp:inline distT="0" distB="0" distL="0" distR="0" wp14:anchorId="7518C3F4" wp14:editId="52226E49">
             <wp:extent cx="5943600" cy="1213485"/>
             <wp:effectExtent l="0" t="0" r="0" b="5715"/>
             <wp:docPr id="421221777" name="Picture 27"/>
@@ -7147,8 +6718,8 @@
         <w:rPr>
           <w:rFonts w:ascii="Roboto Mono" w:hAnsi="Roboto Mono"/>
         </w:rPr>
-        <w:pict w14:anchorId="10CDFC20">
-          <v:rect id="_x0000_i1336" style="width:0;height:1.5pt" o:hralign="center" o:hrstd="t" o:hr="t" fillcolor="#a0a0a0" stroked="f"/>
+        <w:pict w14:anchorId="44913084">
+          <v:rect id="_x0000_i1053" style="width:0;height:1.5pt" o:hralign="center" o:hrstd="t" o:hr="t" fillcolor="#a0a0a0" stroked="f"/>
         </w:pict>
       </w:r>
     </w:p>
@@ -7182,7 +6753,7 @@
           <w:noProof/>
         </w:rPr>
         <w:drawing>
-          <wp:inline distT="0" distB="0" distL="0" distR="0" wp14:anchorId="515566C7" wp14:editId="2463934C">
+          <wp:inline distT="0" distB="0" distL="0" distR="0" wp14:anchorId="0DEDD019" wp14:editId="7754FFEF">
             <wp:extent cx="5943600" cy="937260"/>
             <wp:effectExtent l="0" t="0" r="0" b="0"/>
             <wp:docPr id="1694494568" name="Picture 28"/>
@@ -7267,35 +6838,21 @@
         <w:rPr>
           <w:rFonts w:ascii="Roboto Mono" w:hAnsi="Roboto Mono"/>
         </w:rPr>
-        <w:t xml:space="preserve">WHERE </w:t>
-      </w:r>
-      <w:proofErr w:type="spellStart"/>
-      <w:r>
-        <w:rPr>
-          <w:rFonts w:ascii="Roboto Mono" w:hAnsi="Roboto Mono"/>
-        </w:rPr>
-        <w:t>EmployeeID</w:t>
-      </w:r>
-      <w:proofErr w:type="spellEnd"/>
-      <w:r>
-        <w:rPr>
-          <w:rFonts w:ascii="Roboto Mono" w:hAnsi="Roboto Mono"/>
-        </w:rPr>
-        <w:t xml:space="preserve"> = 2;</w:t>
-      </w:r>
-    </w:p>
-    <w:p>
-      <w:pPr>
-        <w:rPr>
-          <w:rFonts w:ascii="Roboto Mono" w:hAnsi="Roboto Mono"/>
-        </w:rPr>
-      </w:pPr>
-      <w:r>
-        <w:rPr>
-          <w:rFonts w:ascii="Roboto Mono" w:hAnsi="Roboto Mono"/>
-        </w:rPr>
-        <w:pict w14:anchorId="494E0E2D">
-          <v:rect id="_x0000_i1337" style="width:0;height:1.5pt" o:hralign="center" o:hrstd="t" o:hr="t" fillcolor="#a0a0a0" stroked="f"/>
+        <w:t>WHERE EmployeeID = 2;</w:t>
+      </w:r>
+    </w:p>
+    <w:p>
+      <w:pPr>
+        <w:rPr>
+          <w:rFonts w:ascii="Roboto Mono" w:hAnsi="Roboto Mono"/>
+        </w:rPr>
+      </w:pPr>
+      <w:r>
+        <w:rPr>
+          <w:rFonts w:ascii="Roboto Mono" w:hAnsi="Roboto Mono"/>
+        </w:rPr>
+        <w:pict w14:anchorId="10FF1132">
+          <v:rect id="_x0000_i1054" style="width:0;height:1.5pt" o:hralign="center" o:hrstd="t" o:hr="t" fillcolor="#a0a0a0" stroked="f"/>
         </w:pict>
       </w:r>
     </w:p>
@@ -7329,7 +6886,7 @@
           <w:noProof/>
         </w:rPr>
         <w:drawing>
-          <wp:inline distT="0" distB="0" distL="0" distR="0" wp14:anchorId="3F31FE09" wp14:editId="5ACB671C">
+          <wp:inline distT="0" distB="0" distL="0" distR="0" wp14:anchorId="12EB5E27" wp14:editId="6A87A80D">
             <wp:extent cx="5943600" cy="753745"/>
             <wp:effectExtent l="0" t="0" r="0" b="8255"/>
             <wp:docPr id="782970382" name="Picture 29"/>
@@ -7414,8 +6971,8 @@
         <w:rPr>
           <w:rFonts w:ascii="Roboto Mono" w:hAnsi="Roboto Mono"/>
         </w:rPr>
-        <w:pict w14:anchorId="52829F2E">
-          <v:rect id="_x0000_i1338" style="width:0;height:1.5pt" o:hralign="center" o:hrstd="t" o:hr="t" fillcolor="#a0a0a0" stroked="f"/>
+        <w:pict w14:anchorId="24436B74">
+          <v:rect id="_x0000_i1055" style="width:0;height:1.5pt" o:hralign="center" o:hrstd="t" o:hr="t" fillcolor="#a0a0a0" stroked="f"/>
         </w:pict>
       </w:r>
     </w:p>
@@ -7433,7 +6990,6 @@
           <w:b/>
           <w:bCs/>
         </w:rPr>
-        <w:lastRenderedPageBreak/>
         <w:t>Result</w:t>
       </w:r>
     </w:p>
@@ -7450,7 +7006,7 @@
           <w:noProof/>
         </w:rPr>
         <w:drawing>
-          <wp:inline distT="0" distB="0" distL="0" distR="0" wp14:anchorId="22724DCD" wp14:editId="45FC92AA">
+          <wp:inline distT="0" distB="0" distL="0" distR="0" wp14:anchorId="7146E92A" wp14:editId="486BE66B">
             <wp:extent cx="5943600" cy="1226185"/>
             <wp:effectExtent l="0" t="0" r="0" b="0"/>
             <wp:docPr id="539673148" name="Picture 30"/>
@@ -7535,7 +7091,6 @@
                 <w:bCs/>
               </w:rPr>
             </w:pPr>
-            <w:proofErr w:type="spellStart"/>
             <w:r>
               <w:rPr>
                 <w:rFonts w:ascii="Roboto Mono" w:hAnsi="Roboto Mono"/>
@@ -7544,7 +7099,6 @@
               </w:rPr>
               <w:t>EmployeeID</w:t>
             </w:r>
-            <w:proofErr w:type="spellEnd"/>
           </w:p>
         </w:tc>
         <w:tc>
@@ -7802,8 +7356,8 @@
         <w:rPr>
           <w:rFonts w:ascii="Roboto Mono" w:hAnsi="Roboto Mono"/>
         </w:rPr>
-        <w:pict w14:anchorId="78219B06">
-          <v:rect id="_x0000_i1339" style="width:0;height:1.5pt" o:hralign="center" o:hrstd="t" o:hr="t" fillcolor="#a0a0a0" stroked="f"/>
+        <w:pict w14:anchorId="497E1523">
+          <v:rect id="_x0000_i1056" style="width:0;height:1.5pt" o:hralign="center" o:hrstd="t" o:hr="t" fillcolor="#a0a0a0" stroked="f"/>
         </w:pict>
       </w:r>
     </w:p>
@@ -7839,27 +7393,7 @@
           <w:sz w:val="18"/>
           <w:highlight w:val="lightGray"/>
         </w:rPr>
-        <w:t xml:space="preserve">: Persons Table -&gt; ID Column: 1, </w:t>
-      </w:r>
-      <w:proofErr w:type="spellStart"/>
-      <w:r>
-        <w:rPr>
-          <w:rFonts w:asciiTheme="minorBidi" w:hAnsiTheme="minorBidi"/>
-          <w:color w:val="000000"/>
-          <w:sz w:val="18"/>
-          <w:highlight w:val="lightGray"/>
-        </w:rPr>
-        <w:t>Name_En</w:t>
-      </w:r>
-      <w:proofErr w:type="spellEnd"/>
-      <w:r>
-        <w:rPr>
-          <w:rFonts w:asciiTheme="minorBidi" w:hAnsiTheme="minorBidi"/>
-          <w:color w:val="000000"/>
-          <w:sz w:val="18"/>
-          <w:highlight w:val="lightGray"/>
-        </w:rPr>
-        <w:t xml:space="preserve"> Column: Motasem Essam] -&gt; </w:t>
+        <w:t xml:space="preserve">: Persons Table -&gt; ID Column: 1, Name_En Column: Motasem Essam] -&gt; </w:t>
       </w:r>
       <w:r>
         <w:rPr>
@@ -7930,7 +7464,7 @@
           <w:noProof/>
         </w:rPr>
         <w:drawing>
-          <wp:inline distT="0" distB="0" distL="0" distR="0" wp14:anchorId="7CA1FC9D" wp14:editId="263080DB">
+          <wp:inline distT="0" distB="0" distL="0" distR="0" wp14:anchorId="6E7381F1" wp14:editId="604CEA0B">
             <wp:extent cx="5943600" cy="762000"/>
             <wp:effectExtent l="0" t="0" r="0" b="0"/>
             <wp:docPr id="2131816016" name="Picture 31"/>
@@ -8042,8 +7576,8 @@
         <w:rPr>
           <w:rFonts w:ascii="Roboto Mono" w:hAnsi="Roboto Mono"/>
         </w:rPr>
-        <w:pict w14:anchorId="3C4523ED">
-          <v:rect id="_x0000_i1340" style="width:0;height:1.5pt" o:hralign="center" o:hrstd="t" o:hr="t" fillcolor="#a0a0a0" stroked="f"/>
+        <w:pict w14:anchorId="04FDAAF2">
+          <v:rect id="_x0000_i1057" style="width:0;height:1.5pt" o:hralign="center" o:hrstd="t" o:hr="t" fillcolor="#a0a0a0" stroked="f"/>
         </w:pict>
       </w:r>
     </w:p>
@@ -8077,7 +7611,7 @@
           <w:noProof/>
         </w:rPr>
         <w:drawing>
-          <wp:inline distT="0" distB="0" distL="0" distR="0" wp14:anchorId="54D1268B" wp14:editId="6E49FEF1">
+          <wp:inline distT="0" distB="0" distL="0" distR="0" wp14:anchorId="01BB8CA1" wp14:editId="130EADCB">
             <wp:extent cx="5943600" cy="741680"/>
             <wp:effectExtent l="0" t="0" r="0" b="1270"/>
             <wp:docPr id="855731035" name="Picture 32"/>
@@ -8136,7 +7670,6 @@
         <w:rPr>
           <w:rFonts w:ascii="Roboto Mono" w:hAnsi="Roboto Mono"/>
         </w:rPr>
-        <w:lastRenderedPageBreak/>
         <w:t>UPDATE Employees</w:t>
       </w:r>
     </w:p>
@@ -8176,8 +7709,8 @@
         <w:rPr>
           <w:rFonts w:ascii="Roboto Mono" w:hAnsi="Roboto Mono"/>
         </w:rPr>
-        <w:pict w14:anchorId="4380008E">
-          <v:rect id="_x0000_i1341" style="width:0;height:1.5pt" o:hralign="center" o:hrstd="t" o:hr="t" fillcolor="#a0a0a0" stroked="f"/>
+        <w:pict w14:anchorId="1293C77B">
+          <v:rect id="_x0000_i1058" style="width:0;height:1.5pt" o:hralign="center" o:hrstd="t" o:hr="t" fillcolor="#a0a0a0" stroked="f"/>
         </w:pict>
       </w:r>
     </w:p>
@@ -8211,7 +7744,7 @@
           <w:noProof/>
         </w:rPr>
         <w:drawing>
-          <wp:inline distT="0" distB="0" distL="0" distR="0" wp14:anchorId="6DE72D24" wp14:editId="7DB76C1A">
+          <wp:inline distT="0" distB="0" distL="0" distR="0" wp14:anchorId="352E0C28" wp14:editId="429528FB">
             <wp:extent cx="5943600" cy="764540"/>
             <wp:effectExtent l="0" t="0" r="0" b="0"/>
             <wp:docPr id="63718332" name="Picture 33"/>
@@ -8309,8 +7842,8 @@
         <w:rPr>
           <w:rFonts w:ascii="Roboto Mono" w:hAnsi="Roboto Mono"/>
         </w:rPr>
-        <w:pict w14:anchorId="20A2300A">
-          <v:rect id="_x0000_i1342" style="width:0;height:1.5pt" o:hralign="center" o:hrstd="t" o:hr="t" fillcolor="#a0a0a0" stroked="f"/>
+        <w:pict w14:anchorId="4A586AB0">
+          <v:rect id="_x0000_i1059" style="width:0;height:1.5pt" o:hralign="center" o:hrstd="t" o:hr="t" fillcolor="#a0a0a0" stroked="f"/>
         </w:pict>
       </w:r>
     </w:p>
@@ -8353,27 +7886,7 @@
           <w:sz w:val="18"/>
           <w:highlight w:val="lightGray"/>
         </w:rPr>
-        <w:t xml:space="preserve">: Persons Table -&gt; ID Column: 1, </w:t>
-      </w:r>
-      <w:proofErr w:type="spellStart"/>
-      <w:r>
-        <w:rPr>
-          <w:rFonts w:asciiTheme="minorBidi" w:hAnsiTheme="minorBidi"/>
-          <w:color w:val="000000"/>
-          <w:sz w:val="18"/>
-          <w:highlight w:val="lightGray"/>
-        </w:rPr>
-        <w:t>Name_En</w:t>
-      </w:r>
-      <w:proofErr w:type="spellEnd"/>
-      <w:r>
-        <w:rPr>
-          <w:rFonts w:asciiTheme="minorBidi" w:hAnsiTheme="minorBidi"/>
-          <w:color w:val="000000"/>
-          <w:sz w:val="18"/>
-          <w:highlight w:val="lightGray"/>
-        </w:rPr>
-        <w:t xml:space="preserve"> Column: Motasem Essam] -&gt; </w:t>
+        <w:t xml:space="preserve">: Persons Table -&gt; ID Column: 1, Name_En Column: Motasem Essam] -&gt; </w:t>
       </w:r>
       <w:r>
         <w:rPr>
@@ -8420,7 +7933,7 @@
           <w:noProof/>
         </w:rPr>
         <w:drawing>
-          <wp:inline distT="0" distB="0" distL="0" distR="0" wp14:anchorId="004AE55F" wp14:editId="20A69B96">
+          <wp:inline distT="0" distB="0" distL="0" distR="0" wp14:anchorId="6F5205D7" wp14:editId="38B6EF15">
             <wp:extent cx="5943600" cy="1210945"/>
             <wp:effectExtent l="0" t="0" r="0" b="8255"/>
             <wp:docPr id="1513406475" name="Picture 34"/>
@@ -8909,8 +8422,8 @@
         <w:rPr>
           <w:rFonts w:ascii="Roboto Mono" w:hAnsi="Roboto Mono"/>
         </w:rPr>
-        <w:pict w14:anchorId="0919AB0E">
-          <v:rect id="_x0000_i1343" style="width:0;height:1.5pt" o:hralign="center" o:hrstd="t" o:hr="t" fillcolor="#a0a0a0" stroked="f"/>
+        <w:pict w14:anchorId="3D01B3D6">
+          <v:rect id="_x0000_i1060" style="width:0;height:1.5pt" o:hralign="center" o:hrstd="t" o:hr="t" fillcolor="#a0a0a0" stroked="f"/>
         </w:pict>
       </w:r>
     </w:p>
@@ -8922,7 +8435,6 @@
         <w:rPr>
           <w:rFonts w:ascii="Segoe UI Emoji" w:hAnsi="Segoe UI Emoji" w:cs="Segoe UI Emoji"/>
         </w:rPr>
-        <w:lastRenderedPageBreak/>
         <w:t>🧪</w:t>
       </w:r>
       <w:r>
@@ -8971,27 +8483,7 @@
           <w:sz w:val="18"/>
           <w:highlight w:val="lightGray"/>
         </w:rPr>
-        <w:t xml:space="preserve">: Persons Table -&gt; ID Column: 1, </w:t>
-      </w:r>
-      <w:proofErr w:type="spellStart"/>
-      <w:r>
-        <w:rPr>
-          <w:rFonts w:asciiTheme="minorBidi" w:hAnsiTheme="minorBidi"/>
-          <w:color w:val="000000"/>
-          <w:sz w:val="18"/>
-          <w:highlight w:val="lightGray"/>
-        </w:rPr>
-        <w:t>Name_En</w:t>
-      </w:r>
-      <w:proofErr w:type="spellEnd"/>
-      <w:r>
-        <w:rPr>
-          <w:rFonts w:asciiTheme="minorBidi" w:hAnsiTheme="minorBidi"/>
-          <w:color w:val="000000"/>
-          <w:sz w:val="18"/>
-          <w:highlight w:val="lightGray"/>
-        </w:rPr>
-        <w:t xml:space="preserve"> Column: Motasem Essam] -&gt; </w:t>
+        <w:t xml:space="preserve">: Persons Table -&gt; ID Column: 1, Name_En Column: Motasem Essam] -&gt; </w:t>
       </w:r>
       <w:r>
         <w:rPr>
@@ -9038,7 +8530,7 @@
           <w:noProof/>
         </w:rPr>
         <w:drawing>
-          <wp:inline distT="0" distB="0" distL="0" distR="0" wp14:anchorId="4A8A549B" wp14:editId="158FC35C">
+          <wp:inline distT="0" distB="0" distL="0" distR="0" wp14:anchorId="5CFEDAB5" wp14:editId="3819490A">
             <wp:extent cx="5943600" cy="1212215"/>
             <wp:effectExtent l="0" t="0" r="0" b="6985"/>
             <wp:docPr id="1727252018" name="Picture 35"/>
@@ -9110,75 +8602,33 @@
         <w:rPr>
           <w:rFonts w:ascii="Roboto Mono" w:hAnsi="Roboto Mono"/>
         </w:rPr>
-        <w:t xml:space="preserve">    </w:t>
-      </w:r>
-      <w:proofErr w:type="spellStart"/>
-      <w:r>
-        <w:rPr>
-          <w:rFonts w:ascii="Roboto Mono" w:hAnsi="Roboto Mono"/>
-        </w:rPr>
-        <w:t>CustomerID</w:t>
-      </w:r>
-      <w:proofErr w:type="spellEnd"/>
-      <w:r>
-        <w:rPr>
-          <w:rFonts w:ascii="Roboto Mono" w:hAnsi="Roboto Mono"/>
-        </w:rPr>
-        <w:t xml:space="preserve"> INT PRIMARY KEY,</w:t>
-      </w:r>
-    </w:p>
-    <w:p>
-      <w:pPr>
-        <w:rPr>
-          <w:rFonts w:ascii="Roboto Mono" w:hAnsi="Roboto Mono"/>
-        </w:rPr>
-      </w:pPr>
-      <w:r>
-        <w:rPr>
-          <w:rFonts w:ascii="Roboto Mono" w:hAnsi="Roboto Mono"/>
-        </w:rPr>
-        <w:t xml:space="preserve">    Name </w:t>
-      </w:r>
-      <w:proofErr w:type="gramStart"/>
-      <w:r>
-        <w:rPr>
-          <w:rFonts w:ascii="Roboto Mono" w:hAnsi="Roboto Mono"/>
-        </w:rPr>
-        <w:t>VARCHAR(</w:t>
-      </w:r>
-      <w:proofErr w:type="gramEnd"/>
-      <w:r>
-        <w:rPr>
-          <w:rFonts w:ascii="Roboto Mono" w:hAnsi="Roboto Mono"/>
-        </w:rPr>
-        <w:t>100),</w:t>
-      </w:r>
-    </w:p>
-    <w:p>
-      <w:pPr>
-        <w:rPr>
-          <w:rFonts w:ascii="Roboto Mono" w:hAnsi="Roboto Mono"/>
-        </w:rPr>
-      </w:pPr>
-      <w:r>
-        <w:rPr>
-          <w:rFonts w:ascii="Roboto Mono" w:hAnsi="Roboto Mono"/>
-        </w:rPr>
-        <w:t xml:space="preserve">    City </w:t>
-      </w:r>
-      <w:proofErr w:type="gramStart"/>
-      <w:r>
-        <w:rPr>
-          <w:rFonts w:ascii="Roboto Mono" w:hAnsi="Roboto Mono"/>
-        </w:rPr>
-        <w:t>VARCHAR(</w:t>
-      </w:r>
-      <w:proofErr w:type="gramEnd"/>
-      <w:r>
-        <w:rPr>
-          <w:rFonts w:ascii="Roboto Mono" w:hAnsi="Roboto Mono"/>
-        </w:rPr>
-        <w:t>100)</w:t>
+        <w:t xml:space="preserve">    CustomerID INT PRIMARY KEY,</w:t>
+      </w:r>
+    </w:p>
+    <w:p>
+      <w:pPr>
+        <w:rPr>
+          <w:rFonts w:ascii="Roboto Mono" w:hAnsi="Roboto Mono"/>
+        </w:rPr>
+      </w:pPr>
+      <w:r>
+        <w:rPr>
+          <w:rFonts w:ascii="Roboto Mono" w:hAnsi="Roboto Mono"/>
+        </w:rPr>
+        <w:t xml:space="preserve">    Name VARCHAR(100),</w:t>
+      </w:r>
+    </w:p>
+    <w:p>
+      <w:pPr>
+        <w:rPr>
+          <w:rFonts w:ascii="Roboto Mono" w:hAnsi="Roboto Mono"/>
+        </w:rPr>
+      </w:pPr>
+      <w:r>
+        <w:rPr>
+          <w:rFonts w:ascii="Roboto Mono" w:hAnsi="Roboto Mono"/>
+        </w:rPr>
+        <w:t xml:space="preserve">    City VARCHAR(100)</w:t>
       </w:r>
     </w:p>
     <w:p>
@@ -9204,8 +8654,8 @@
         <w:rPr>
           <w:rFonts w:ascii="Roboto Mono" w:hAnsi="Roboto Mono"/>
         </w:rPr>
-        <w:pict w14:anchorId="38C3ED23">
-          <v:rect id="_x0000_i1344" style="width:0;height:1.5pt" o:hralign="center" o:hrstd="t" o:hr="t" fillcolor="#a0a0a0" stroked="f"/>
+        <w:pict w14:anchorId="055CE0AD">
+          <v:rect id="_x0000_i1061" style="width:0;height:1.5pt" o:hralign="center" o:hrstd="t" o:hr="t" fillcolor="#a0a0a0" stroked="f"/>
         </w:pict>
       </w:r>
     </w:p>
@@ -9251,27 +8701,7 @@
           <w:sz w:val="18"/>
           <w:highlight w:val="lightGray"/>
         </w:rPr>
-        <w:t xml:space="preserve">: Persons Table -&gt; ID Column: 1, </w:t>
-      </w:r>
-      <w:proofErr w:type="spellStart"/>
-      <w:r>
-        <w:rPr>
-          <w:rFonts w:asciiTheme="minorBidi" w:hAnsiTheme="minorBidi"/>
-          <w:color w:val="000000"/>
-          <w:sz w:val="18"/>
-          <w:highlight w:val="lightGray"/>
-        </w:rPr>
-        <w:t>Name_En</w:t>
-      </w:r>
-      <w:proofErr w:type="spellEnd"/>
-      <w:r>
-        <w:rPr>
-          <w:rFonts w:asciiTheme="minorBidi" w:hAnsiTheme="minorBidi"/>
-          <w:color w:val="000000"/>
-          <w:sz w:val="18"/>
-          <w:highlight w:val="lightGray"/>
-        </w:rPr>
-        <w:t xml:space="preserve"> Column: Motasem Essam] -&gt; </w:t>
+        <w:t xml:space="preserve">: Persons Table -&gt; ID Column: 1, Name_En Column: Motasem Essam] -&gt; </w:t>
       </w:r>
       <w:r>
         <w:rPr>
@@ -9318,7 +8748,7 @@
           <w:noProof/>
         </w:rPr>
         <w:drawing>
-          <wp:inline distT="0" distB="0" distL="0" distR="0" wp14:anchorId="0B5DC14A" wp14:editId="0ADF6A98">
+          <wp:inline distT="0" distB="0" distL="0" distR="0" wp14:anchorId="3D13E511" wp14:editId="3F478E40">
             <wp:extent cx="5943600" cy="1245235"/>
             <wp:effectExtent l="0" t="0" r="0" b="0"/>
             <wp:docPr id="1802744259" name="Picture 36"/>
@@ -9442,9 +8872,8 @@
         <w:rPr>
           <w:rFonts w:ascii="Roboto Mono" w:hAnsi="Roboto Mono"/>
         </w:rPr>
-        <w:lastRenderedPageBreak/>
-        <w:pict w14:anchorId="4F6D2245">
-          <v:rect id="_x0000_i1345" style="width:0;height:1.5pt" o:hralign="center" o:hrstd="t" o:hr="t" fillcolor="#a0a0a0" stroked="f"/>
+        <w:pict w14:anchorId="57240EB5">
+          <v:rect id="_x0000_i1062" style="width:0;height:1.5pt" o:hralign="center" o:hrstd="t" o:hr="t" fillcolor="#a0a0a0" stroked="f"/>
         </w:pict>
       </w:r>
     </w:p>
@@ -9490,27 +8919,7 @@
           <w:sz w:val="18"/>
           <w:highlight w:val="lightGray"/>
         </w:rPr>
-        <w:t xml:space="preserve">: Persons Table -&gt; ID Column: 1, </w:t>
-      </w:r>
-      <w:proofErr w:type="spellStart"/>
-      <w:r>
-        <w:rPr>
-          <w:rFonts w:asciiTheme="minorBidi" w:hAnsiTheme="minorBidi"/>
-          <w:color w:val="000000"/>
-          <w:sz w:val="18"/>
-          <w:highlight w:val="lightGray"/>
-        </w:rPr>
-        <w:t>Name_En</w:t>
-      </w:r>
-      <w:proofErr w:type="spellEnd"/>
-      <w:r>
-        <w:rPr>
-          <w:rFonts w:asciiTheme="minorBidi" w:hAnsiTheme="minorBidi"/>
-          <w:color w:val="000000"/>
-          <w:sz w:val="18"/>
-          <w:highlight w:val="lightGray"/>
-        </w:rPr>
-        <w:t xml:space="preserve"> Column: Motasem Essam] -&gt; </w:t>
+        <w:t xml:space="preserve">: Persons Table -&gt; ID Column: 1, Name_En Column: Motasem Essam] -&gt; </w:t>
       </w:r>
       <w:r>
         <w:rPr>
@@ -9557,7 +8966,7 @@
           <w:noProof/>
         </w:rPr>
         <w:drawing>
-          <wp:inline distT="0" distB="0" distL="0" distR="0" wp14:anchorId="16536D45" wp14:editId="05E460A8">
+          <wp:inline distT="0" distB="0" distL="0" distR="0" wp14:anchorId="3728F542" wp14:editId="3955ADCF">
             <wp:extent cx="5943600" cy="622300"/>
             <wp:effectExtent l="0" t="0" r="0" b="6350"/>
             <wp:docPr id="670217816" name="Picture 38"/>
@@ -9647,7 +9056,7 @@
           <w:noProof/>
         </w:rPr>
         <w:drawing>
-          <wp:inline distT="0" distB="0" distL="0" distR="0" wp14:anchorId="5BEEF8BF" wp14:editId="518C45D3">
+          <wp:inline distT="0" distB="0" distL="0" distR="0" wp14:anchorId="26F9A6F5" wp14:editId="5286C6CA">
             <wp:extent cx="5943600" cy="1203960"/>
             <wp:effectExtent l="0" t="0" r="0" b="0"/>
             <wp:docPr id="327327758" name="Picture 39"/>
@@ -9732,7 +9141,6 @@
                 <w:bCs/>
               </w:rPr>
             </w:pPr>
-            <w:proofErr w:type="spellStart"/>
             <w:r>
               <w:rPr>
                 <w:rFonts w:ascii="Roboto Mono" w:hAnsi="Roboto Mono"/>
@@ -9741,7 +9149,6 @@
               </w:rPr>
               <w:t>CustomerID</w:t>
             </w:r>
-            <w:proofErr w:type="spellEnd"/>
           </w:p>
         </w:tc>
         <w:tc>
@@ -9999,8 +9406,8 @@
         <w:rPr>
           <w:rFonts w:ascii="Roboto Mono" w:hAnsi="Roboto Mono"/>
         </w:rPr>
-        <w:pict w14:anchorId="28C880A4">
-          <v:rect id="_x0000_i1346" style="width:0;height:1.5pt" o:hralign="center" o:hrstd="t" o:hr="t" fillcolor="#a0a0a0" stroked="f"/>
+        <w:pict w14:anchorId="1D5528FF">
+          <v:rect id="_x0000_i1063" style="width:0;height:1.5pt" o:hralign="center" o:hrstd="t" o:hr="t" fillcolor="#a0a0a0" stroked="f"/>
         </w:pict>
       </w:r>
     </w:p>
@@ -10046,27 +9453,7 @@
           <w:sz w:val="18"/>
           <w:highlight w:val="lightGray"/>
         </w:rPr>
-        <w:t xml:space="preserve">: Persons Table -&gt; ID Column: 1, </w:t>
-      </w:r>
-      <w:proofErr w:type="spellStart"/>
-      <w:r>
-        <w:rPr>
-          <w:rFonts w:asciiTheme="minorBidi" w:hAnsiTheme="minorBidi"/>
-          <w:color w:val="000000"/>
-          <w:sz w:val="18"/>
-          <w:highlight w:val="lightGray"/>
-        </w:rPr>
-        <w:t>Name_En</w:t>
-      </w:r>
-      <w:proofErr w:type="spellEnd"/>
-      <w:r>
-        <w:rPr>
-          <w:rFonts w:asciiTheme="minorBidi" w:hAnsiTheme="minorBidi"/>
-          <w:color w:val="000000"/>
-          <w:sz w:val="18"/>
-          <w:highlight w:val="lightGray"/>
-        </w:rPr>
-        <w:t xml:space="preserve"> Column: Motasem Essam] -&gt; </w:t>
+        <w:t xml:space="preserve">: Persons Table -&gt; ID Column: 1, Name_En Column: Motasem Essam] -&gt; </w:t>
       </w:r>
       <w:r>
         <w:rPr>
@@ -10113,7 +9500,7 @@
           <w:noProof/>
         </w:rPr>
         <w:drawing>
-          <wp:inline distT="0" distB="0" distL="0" distR="0" wp14:anchorId="5BE851C7" wp14:editId="03C874D6">
+          <wp:inline distT="0" distB="0" distL="0" distR="0" wp14:anchorId="17851FA8" wp14:editId="691C3590">
             <wp:extent cx="5943600" cy="927100"/>
             <wp:effectExtent l="0" t="0" r="0" b="6350"/>
             <wp:docPr id="443441389" name="Picture 40"/>
@@ -10198,36 +9585,21 @@
         <w:rPr>
           <w:rFonts w:ascii="Roboto Mono" w:hAnsi="Roboto Mono"/>
         </w:rPr>
-        <w:lastRenderedPageBreak/>
-        <w:t xml:space="preserve">WHERE </w:t>
-      </w:r>
-      <w:proofErr w:type="spellStart"/>
-      <w:r>
-        <w:rPr>
-          <w:rFonts w:ascii="Roboto Mono" w:hAnsi="Roboto Mono"/>
-        </w:rPr>
-        <w:t>CustomerID</w:t>
-      </w:r>
-      <w:proofErr w:type="spellEnd"/>
-      <w:r>
-        <w:rPr>
-          <w:rFonts w:ascii="Roboto Mono" w:hAnsi="Roboto Mono"/>
-        </w:rPr>
-        <w:t xml:space="preserve"> = 2;</w:t>
-      </w:r>
-    </w:p>
-    <w:p>
-      <w:pPr>
-        <w:rPr>
-          <w:rFonts w:ascii="Roboto Mono" w:hAnsi="Roboto Mono"/>
-        </w:rPr>
-      </w:pPr>
-      <w:r>
-        <w:rPr>
-          <w:rFonts w:ascii="Roboto Mono" w:hAnsi="Roboto Mono"/>
-        </w:rPr>
-        <w:pict w14:anchorId="2EFBE9AC">
-          <v:rect id="_x0000_i1347" style="width:0;height:1.5pt" o:hralign="center" o:hrstd="t" o:hr="t" fillcolor="#a0a0a0" stroked="f"/>
+        <w:t>WHERE CustomerID = 2;</w:t>
+      </w:r>
+    </w:p>
+    <w:p>
+      <w:pPr>
+        <w:rPr>
+          <w:rFonts w:ascii="Roboto Mono" w:hAnsi="Roboto Mono"/>
+        </w:rPr>
+      </w:pPr>
+      <w:r>
+        <w:rPr>
+          <w:rFonts w:ascii="Roboto Mono" w:hAnsi="Roboto Mono"/>
+        </w:rPr>
+        <w:pict w14:anchorId="6712800C">
+          <v:rect id="_x0000_i1064" style="width:0;height:1.5pt" o:hralign="center" o:hrstd="t" o:hr="t" fillcolor="#a0a0a0" stroked="f"/>
         </w:pict>
       </w:r>
     </w:p>
@@ -10273,27 +9645,7 @@
           <w:sz w:val="18"/>
           <w:highlight w:val="lightGray"/>
         </w:rPr>
-        <w:t xml:space="preserve">: Persons Table -&gt; ID Column: 1, </w:t>
-      </w:r>
-      <w:proofErr w:type="spellStart"/>
-      <w:r>
-        <w:rPr>
-          <w:rFonts w:asciiTheme="minorBidi" w:hAnsiTheme="minorBidi"/>
-          <w:color w:val="000000"/>
-          <w:sz w:val="18"/>
-          <w:highlight w:val="lightGray"/>
-        </w:rPr>
-        <w:t>Name_En</w:t>
-      </w:r>
-      <w:proofErr w:type="spellEnd"/>
-      <w:r>
-        <w:rPr>
-          <w:rFonts w:asciiTheme="minorBidi" w:hAnsiTheme="minorBidi"/>
-          <w:color w:val="000000"/>
-          <w:sz w:val="18"/>
-          <w:highlight w:val="lightGray"/>
-        </w:rPr>
-        <w:t xml:space="preserve"> Column: Motasem Essam] -&gt; </w:t>
+        <w:t xml:space="preserve">: Persons Table -&gt; ID Column: 1, Name_En Column: Motasem Essam] -&gt; </w:t>
       </w:r>
       <w:r>
         <w:rPr>
@@ -10340,7 +9692,7 @@
           <w:noProof/>
         </w:rPr>
         <w:drawing>
-          <wp:inline distT="0" distB="0" distL="0" distR="0" wp14:anchorId="589146AF" wp14:editId="01DDB63D">
+          <wp:inline distT="0" distB="0" distL="0" distR="0" wp14:anchorId="7A3FC4BA" wp14:editId="7B6B1797">
             <wp:extent cx="5943600" cy="617855"/>
             <wp:effectExtent l="0" t="0" r="0" b="0"/>
             <wp:docPr id="428488922" name="Picture 41"/>
@@ -10430,7 +9782,7 @@
           <w:noProof/>
         </w:rPr>
         <w:drawing>
-          <wp:inline distT="0" distB="0" distL="0" distR="0" wp14:anchorId="47C92700" wp14:editId="337E3711">
+          <wp:inline distT="0" distB="0" distL="0" distR="0" wp14:anchorId="5674FE28" wp14:editId="61471993">
             <wp:extent cx="5943600" cy="1218565"/>
             <wp:effectExtent l="0" t="0" r="0" b="635"/>
             <wp:docPr id="1294113110" name="Picture 42"/>
@@ -10515,7 +9867,6 @@
                 <w:bCs/>
               </w:rPr>
             </w:pPr>
-            <w:proofErr w:type="spellStart"/>
             <w:r>
               <w:rPr>
                 <w:rFonts w:ascii="Roboto Mono" w:hAnsi="Roboto Mono"/>
@@ -10524,7 +9875,6 @@
               </w:rPr>
               <w:t>CustomerID</w:t>
             </w:r>
-            <w:proofErr w:type="spellEnd"/>
           </w:p>
         </w:tc>
         <w:tc>
@@ -10782,8 +10132,8 @@
         <w:rPr>
           <w:rFonts w:ascii="Roboto Mono" w:hAnsi="Roboto Mono"/>
         </w:rPr>
-        <w:pict w14:anchorId="11403A03">
-          <v:rect id="_x0000_i1348" style="width:0;height:1.5pt" o:hralign="center" o:hrstd="t" o:hr="t" fillcolor="#a0a0a0" stroked="f"/>
+        <w:pict w14:anchorId="4BC73C27">
+          <v:rect id="_x0000_i1065" style="width:0;height:1.5pt" o:hralign="center" o:hrstd="t" o:hr="t" fillcolor="#a0a0a0" stroked="f"/>
         </w:pict>
       </w:r>
     </w:p>
@@ -10829,27 +10179,7 @@
           <w:sz w:val="18"/>
           <w:highlight w:val="lightGray"/>
         </w:rPr>
-        <w:t xml:space="preserve">: Persons Table -&gt; ID Column: 1, </w:t>
-      </w:r>
-      <w:proofErr w:type="spellStart"/>
-      <w:r>
-        <w:rPr>
-          <w:rFonts w:asciiTheme="minorBidi" w:hAnsiTheme="minorBidi"/>
-          <w:color w:val="000000"/>
-          <w:sz w:val="18"/>
-          <w:highlight w:val="lightGray"/>
-        </w:rPr>
-        <w:t>Name_En</w:t>
-      </w:r>
-      <w:proofErr w:type="spellEnd"/>
-      <w:r>
-        <w:rPr>
-          <w:rFonts w:asciiTheme="minorBidi" w:hAnsiTheme="minorBidi"/>
-          <w:color w:val="000000"/>
-          <w:sz w:val="18"/>
-          <w:highlight w:val="lightGray"/>
-        </w:rPr>
-        <w:t xml:space="preserve"> Column: Motasem Essam] -&gt; </w:t>
+        <w:t xml:space="preserve">: Persons Table -&gt; ID Column: 1, Name_En Column: Motasem Essam] -&gt; </w:t>
       </w:r>
       <w:r>
         <w:rPr>
@@ -10896,7 +10226,7 @@
           <w:noProof/>
         </w:rPr>
         <w:drawing>
-          <wp:inline distT="0" distB="0" distL="0" distR="0" wp14:anchorId="68B906B9" wp14:editId="789BC8A6">
+          <wp:inline distT="0" distB="0" distL="0" distR="0" wp14:anchorId="7FACFC75" wp14:editId="2A5E0F76">
             <wp:extent cx="5943600" cy="1115695"/>
             <wp:effectExtent l="0" t="0" r="0" b="8255"/>
             <wp:docPr id="1933575229" name="Picture 43"/>
@@ -10968,7 +10298,6 @@
         <w:rPr>
           <w:rFonts w:ascii="Roboto Mono" w:hAnsi="Roboto Mono"/>
         </w:rPr>
-        <w:lastRenderedPageBreak/>
         <w:t>SET Name = 'Mohamed',</w:t>
       </w:r>
     </w:p>
@@ -10995,35 +10324,21 @@
         <w:rPr>
           <w:rFonts w:ascii="Roboto Mono" w:hAnsi="Roboto Mono"/>
         </w:rPr>
-        <w:t xml:space="preserve">WHERE </w:t>
-      </w:r>
-      <w:proofErr w:type="spellStart"/>
-      <w:r>
-        <w:rPr>
-          <w:rFonts w:ascii="Roboto Mono" w:hAnsi="Roboto Mono"/>
-        </w:rPr>
-        <w:t>CustomerID</w:t>
-      </w:r>
-      <w:proofErr w:type="spellEnd"/>
-      <w:r>
-        <w:rPr>
-          <w:rFonts w:ascii="Roboto Mono" w:hAnsi="Roboto Mono"/>
-        </w:rPr>
-        <w:t xml:space="preserve"> = 3;</w:t>
-      </w:r>
-    </w:p>
-    <w:p>
-      <w:pPr>
-        <w:rPr>
-          <w:rFonts w:ascii="Roboto Mono" w:hAnsi="Roboto Mono"/>
-        </w:rPr>
-      </w:pPr>
-      <w:r>
-        <w:rPr>
-          <w:rFonts w:ascii="Roboto Mono" w:hAnsi="Roboto Mono"/>
-        </w:rPr>
-        <w:pict w14:anchorId="67FE465A">
-          <v:rect id="_x0000_i1349" style="width:0;height:1.5pt" o:hralign="center" o:hrstd="t" o:hr="t" fillcolor="#a0a0a0" stroked="f"/>
+        <w:t>WHERE CustomerID = 3;</w:t>
+      </w:r>
+    </w:p>
+    <w:p>
+      <w:pPr>
+        <w:rPr>
+          <w:rFonts w:ascii="Roboto Mono" w:hAnsi="Roboto Mono"/>
+        </w:rPr>
+      </w:pPr>
+      <w:r>
+        <w:rPr>
+          <w:rFonts w:ascii="Roboto Mono" w:hAnsi="Roboto Mono"/>
+        </w:rPr>
+        <w:pict w14:anchorId="355B7E4F">
+          <v:rect id="_x0000_i1066" style="width:0;height:1.5pt" o:hralign="center" o:hrstd="t" o:hr="t" fillcolor="#a0a0a0" stroked="f"/>
         </w:pict>
       </w:r>
     </w:p>
@@ -11069,27 +10384,7 @@
           <w:sz w:val="18"/>
           <w:highlight w:val="lightGray"/>
         </w:rPr>
-        <w:t xml:space="preserve">: Persons Table -&gt; ID Column: 1, </w:t>
-      </w:r>
-      <w:proofErr w:type="spellStart"/>
-      <w:r>
-        <w:rPr>
-          <w:rFonts w:asciiTheme="minorBidi" w:hAnsiTheme="minorBidi"/>
-          <w:color w:val="000000"/>
-          <w:sz w:val="18"/>
-          <w:highlight w:val="lightGray"/>
-        </w:rPr>
-        <w:t>Name_En</w:t>
-      </w:r>
-      <w:proofErr w:type="spellEnd"/>
-      <w:r>
-        <w:rPr>
-          <w:rFonts w:asciiTheme="minorBidi" w:hAnsiTheme="minorBidi"/>
-          <w:color w:val="000000"/>
-          <w:sz w:val="18"/>
-          <w:highlight w:val="lightGray"/>
-        </w:rPr>
-        <w:t xml:space="preserve"> Column: Motasem Essam] -&gt; </w:t>
+        <w:t xml:space="preserve">: Persons Table -&gt; ID Column: 1, Name_En Column: Motasem Essam] -&gt; </w:t>
       </w:r>
       <w:r>
         <w:rPr>
@@ -11136,7 +10431,7 @@
           <w:noProof/>
         </w:rPr>
         <w:drawing>
-          <wp:inline distT="0" distB="0" distL="0" distR="0" wp14:anchorId="244B6866" wp14:editId="20DB1A3C">
+          <wp:inline distT="0" distB="0" distL="0" distR="0" wp14:anchorId="7583FE8D" wp14:editId="63C95B82">
             <wp:extent cx="5943600" cy="612140"/>
             <wp:effectExtent l="0" t="0" r="0" b="0"/>
             <wp:docPr id="542774449" name="Picture 44"/>
@@ -11209,7 +10504,7 @@
           <w:noProof/>
         </w:rPr>
         <w:drawing>
-          <wp:inline distT="0" distB="0" distL="0" distR="0" wp14:anchorId="4257695B" wp14:editId="202FF17A">
+          <wp:inline distT="0" distB="0" distL="0" distR="0" wp14:anchorId="3EC886D5" wp14:editId="2DE975D8">
             <wp:extent cx="5943600" cy="1210945"/>
             <wp:effectExtent l="0" t="0" r="0" b="8255"/>
             <wp:docPr id="588672696" name="Picture 45"/>
@@ -11294,7 +10589,6 @@
                 <w:bCs/>
               </w:rPr>
             </w:pPr>
-            <w:proofErr w:type="spellStart"/>
             <w:r>
               <w:rPr>
                 <w:rFonts w:ascii="Roboto Mono" w:hAnsi="Roboto Mono"/>
@@ -11303,7 +10597,6 @@
               </w:rPr>
               <w:t>CustomerID</w:t>
             </w:r>
-            <w:proofErr w:type="spellEnd"/>
           </w:p>
         </w:tc>
         <w:tc>
@@ -11602,7 +10895,6 @@
         </w:rPr>
         <w:t xml:space="preserve"># Source: </w:t>
       </w:r>
-      <w:proofErr w:type="spellStart"/>
       <w:r>
         <w:rPr>
           <w:rFonts w:ascii="Arial" w:hAnsi="Arial" w:cs="Arial"/>
@@ -11613,7 +10905,6 @@
         </w:rPr>
         <w:t>ScreenShot</w:t>
       </w:r>
-      <w:proofErr w:type="spellEnd"/>
       <w:r>
         <w:rPr>
           <w:rFonts w:ascii="Arial" w:hAnsi="Arial" w:cs="Arial"/>
@@ -11654,120 +10945,64 @@
           <w:sz w:val="18"/>
           <w:highlight w:val="lightGray"/>
         </w:rPr>
-        <w:t xml:space="preserve"> [Persons Table -&gt; ID Column: 1, </w:t>
-      </w:r>
-      <w:proofErr w:type="spellStart"/>
+        <w:t xml:space="preserve"> [Persons Table -&gt; ID Column: 1, Name_En Column: Motasem Essam] -&gt; </w:t>
+      </w:r>
       <w:r>
         <w:rPr>
           <w:rFonts w:ascii="Arial" w:hAnsi="Arial" w:cs="Arial"/>
-          <w:sz w:val="18"/>
-          <w:highlight w:val="lightGray"/>
-        </w:rPr>
-        <w:t>Name_En</w:t>
-      </w:r>
-      <w:proofErr w:type="spellEnd"/>
+          <w:b/>
+          <w:sz w:val="18"/>
+          <w:highlight w:val="lightGray"/>
+        </w:rPr>
+        <w:t>Tool:</w:t>
+      </w:r>
       <w:r>
         <w:rPr>
           <w:rFonts w:ascii="Arial" w:hAnsi="Arial" w:cs="Arial"/>
           <w:sz w:val="18"/>
           <w:highlight w:val="lightGray"/>
         </w:rPr>
-        <w:t xml:space="preserve"> Column: Motasem Essam] -&gt; </w:t>
+        <w:t xml:space="preserve"> [Automation Table -&gt; ID Column: 16, Name_En Column: Screen Capture] -&gt; </w:t>
       </w:r>
       <w:r>
         <w:rPr>
           <w:rFonts w:ascii="Arial" w:hAnsi="Arial" w:cs="Arial"/>
           <w:b/>
-          <w:sz w:val="18"/>
-          <w:highlight w:val="lightGray"/>
-        </w:rPr>
-        <w:t>Tool:</w:t>
+          <w:color w:val="000000"/>
+          <w:sz w:val="18"/>
+          <w:highlight w:val="lightGray"/>
+        </w:rPr>
+        <w:t xml:space="preserve">From </w:t>
       </w:r>
       <w:r>
         <w:rPr>
           <w:rFonts w:ascii="Arial" w:hAnsi="Arial" w:cs="Arial"/>
-          <w:sz w:val="18"/>
-          <w:highlight w:val="lightGray"/>
-        </w:rPr>
-        <w:t xml:space="preserve"> [Automation Table -&gt; ID Column: 16, </w:t>
-      </w:r>
-      <w:proofErr w:type="spellStart"/>
+          <w:color w:val="000000"/>
+          <w:sz w:val="18"/>
+          <w:highlight w:val="lightGray"/>
+        </w:rPr>
+        <w:t>[Operating System: Wampserver64 -&gt; phpmyadmin]</w:t>
+      </w:r>
       <w:r>
         <w:rPr>
           <w:rFonts w:ascii="Arial" w:hAnsi="Arial" w:cs="Arial"/>
           <w:sz w:val="18"/>
           <w:highlight w:val="lightGray"/>
         </w:rPr>
-        <w:t>Name_En</w:t>
-      </w:r>
-      <w:proofErr w:type="spellEnd"/>
+        <w:t xml:space="preserve"> </w:t>
+      </w:r>
       <w:r>
         <w:rPr>
           <w:rFonts w:ascii="Arial" w:hAnsi="Arial" w:cs="Arial"/>
-          <w:sz w:val="18"/>
-          <w:highlight w:val="lightGray"/>
-        </w:rPr>
-        <w:t xml:space="preserve"> Column: Screen Capture] -&gt; </w:t>
+          <w:b/>
+          <w:sz w:val="18"/>
+          <w:highlight w:val="lightGray"/>
+        </w:rPr>
+        <w:t>on</w:t>
       </w:r>
       <w:r>
         <w:rPr>
           <w:rFonts w:ascii="Arial" w:hAnsi="Arial" w:cs="Arial"/>
-          <w:b/>
-          <w:color w:val="000000"/>
-          <w:sz w:val="18"/>
-          <w:highlight w:val="lightGray"/>
-        </w:rPr>
-        <w:t xml:space="preserve">From </w:t>
-      </w:r>
-      <w:r>
-        <w:rPr>
-          <w:rFonts w:ascii="Arial" w:hAnsi="Arial" w:cs="Arial"/>
-          <w:color w:val="000000"/>
-          <w:sz w:val="18"/>
-          <w:highlight w:val="lightGray"/>
-        </w:rPr>
-        <w:t xml:space="preserve">[Operating System: Wampserver64 -&gt; </w:t>
-      </w:r>
-      <w:proofErr w:type="spellStart"/>
-      <w:r>
-        <w:rPr>
-          <w:rFonts w:ascii="Arial" w:hAnsi="Arial" w:cs="Arial"/>
-          <w:color w:val="000000"/>
-          <w:sz w:val="18"/>
-          <w:highlight w:val="lightGray"/>
-        </w:rPr>
-        <w:t>phpmyadmin</w:t>
-      </w:r>
-      <w:proofErr w:type="spellEnd"/>
-      <w:r>
-        <w:rPr>
-          <w:rFonts w:ascii="Arial" w:hAnsi="Arial" w:cs="Arial"/>
-          <w:color w:val="000000"/>
-          <w:sz w:val="18"/>
-          <w:highlight w:val="lightGray"/>
-        </w:rPr>
-        <w:t>]</w:t>
-      </w:r>
-      <w:r>
-        <w:rPr>
-          <w:rFonts w:ascii="Arial" w:hAnsi="Arial" w:cs="Arial"/>
-          <w:sz w:val="18"/>
-          <w:highlight w:val="lightGray"/>
-        </w:rPr>
-        <w:t xml:space="preserve"> </w:t>
-      </w:r>
-      <w:r>
-        <w:rPr>
-          <w:rFonts w:ascii="Arial" w:hAnsi="Arial" w:cs="Arial"/>
-          <w:b/>
-          <w:sz w:val="18"/>
-          <w:highlight w:val="lightGray"/>
-        </w:rPr>
-        <w:t>on</w:t>
-      </w:r>
-      <w:r>
-        <w:rPr>
-          <w:rFonts w:ascii="Arial" w:hAnsi="Arial" w:cs="Arial"/>
           <w:sz w:val="18"/>
           <w:highlight w:val="lightGray"/>
         </w:rPr>
@@ -11784,9 +11019,8 @@
         <w:rPr>
           <w:noProof/>
         </w:rPr>
-        <w:lastRenderedPageBreak/>
         <w:drawing>
-          <wp:inline distT="0" distB="0" distL="0" distR="0" wp14:anchorId="0B135F68" wp14:editId="459CAD26">
+          <wp:inline distT="0" distB="0" distL="0" distR="0" wp14:anchorId="705A987D" wp14:editId="5E98D604">
             <wp:extent cx="5943600" cy="1981200"/>
             <wp:effectExtent l="0" t="0" r="0" b="0"/>
             <wp:docPr id="2014541298" name="Picture 47"/>
@@ -11858,75 +11092,33 @@
         <w:rPr>
           <w:rFonts w:ascii="Roboto Mono" w:hAnsi="Roboto Mono"/>
         </w:rPr>
-        <w:t xml:space="preserve">    </w:t>
-      </w:r>
-      <w:proofErr w:type="spellStart"/>
-      <w:r>
-        <w:rPr>
-          <w:rFonts w:ascii="Roboto Mono" w:hAnsi="Roboto Mono"/>
-        </w:rPr>
-        <w:t>CustomerID</w:t>
-      </w:r>
-      <w:proofErr w:type="spellEnd"/>
-      <w:r>
-        <w:rPr>
-          <w:rFonts w:ascii="Roboto Mono" w:hAnsi="Roboto Mono"/>
-        </w:rPr>
-        <w:t xml:space="preserve"> INT PRIMARY KEY,</w:t>
-      </w:r>
-    </w:p>
-    <w:p>
-      <w:pPr>
-        <w:rPr>
-          <w:rFonts w:ascii="Roboto Mono" w:hAnsi="Roboto Mono"/>
-        </w:rPr>
-      </w:pPr>
-      <w:r>
-        <w:rPr>
-          <w:rFonts w:ascii="Roboto Mono" w:hAnsi="Roboto Mono"/>
-        </w:rPr>
-        <w:t xml:space="preserve">    Name </w:t>
-      </w:r>
-      <w:proofErr w:type="gramStart"/>
-      <w:r>
-        <w:rPr>
-          <w:rFonts w:ascii="Roboto Mono" w:hAnsi="Roboto Mono"/>
-        </w:rPr>
-        <w:t>VARCHAR(</w:t>
-      </w:r>
-      <w:proofErr w:type="gramEnd"/>
-      <w:r>
-        <w:rPr>
-          <w:rFonts w:ascii="Roboto Mono" w:hAnsi="Roboto Mono"/>
-        </w:rPr>
-        <w:t>100),</w:t>
-      </w:r>
-    </w:p>
-    <w:p>
-      <w:pPr>
-        <w:rPr>
-          <w:rFonts w:ascii="Roboto Mono" w:hAnsi="Roboto Mono"/>
-        </w:rPr>
-      </w:pPr>
-      <w:r>
-        <w:rPr>
-          <w:rFonts w:ascii="Roboto Mono" w:hAnsi="Roboto Mono"/>
-        </w:rPr>
-        <w:t xml:space="preserve">    City </w:t>
-      </w:r>
-      <w:proofErr w:type="gramStart"/>
-      <w:r>
-        <w:rPr>
-          <w:rFonts w:ascii="Roboto Mono" w:hAnsi="Roboto Mono"/>
-        </w:rPr>
-        <w:t>VARCHAR(</w:t>
-      </w:r>
-      <w:proofErr w:type="gramEnd"/>
-      <w:r>
-        <w:rPr>
-          <w:rFonts w:ascii="Roboto Mono" w:hAnsi="Roboto Mono"/>
-        </w:rPr>
-        <w:t>100)</w:t>
+        <w:t xml:space="preserve">    CustomerID INT PRIMARY KEY,</w:t>
+      </w:r>
+    </w:p>
+    <w:p>
+      <w:pPr>
+        <w:rPr>
+          <w:rFonts w:ascii="Roboto Mono" w:hAnsi="Roboto Mono"/>
+        </w:rPr>
+      </w:pPr>
+      <w:r>
+        <w:rPr>
+          <w:rFonts w:ascii="Roboto Mono" w:hAnsi="Roboto Mono"/>
+        </w:rPr>
+        <w:t xml:space="preserve">    Name VARCHAR(100),</w:t>
+      </w:r>
+    </w:p>
+    <w:p>
+      <w:pPr>
+        <w:rPr>
+          <w:rFonts w:ascii="Roboto Mono" w:hAnsi="Roboto Mono"/>
+        </w:rPr>
+      </w:pPr>
+      <w:r>
+        <w:rPr>
+          <w:rFonts w:ascii="Roboto Mono" w:hAnsi="Roboto Mono"/>
+        </w:rPr>
+        <w:t xml:space="preserve">    City VARCHAR(100)</w:t>
       </w:r>
     </w:p>
     <w:p>
@@ -11953,7 +11145,7 @@
           <w:noProof/>
         </w:rPr>
         <w:drawing>
-          <wp:inline distT="0" distB="0" distL="0" distR="0" wp14:anchorId="47D5D932" wp14:editId="1CBE852E">
+          <wp:inline distT="0" distB="0" distL="0" distR="0" wp14:anchorId="285732CB" wp14:editId="34445955">
             <wp:extent cx="5943600" cy="1618615"/>
             <wp:effectExtent l="0" t="0" r="0" b="635"/>
             <wp:docPr id="674614798" name="Picture 48"/>
@@ -12038,7 +11230,6 @@
         </w:rPr>
         <w:t xml:space="preserve"># Source: </w:t>
       </w:r>
-      <w:proofErr w:type="spellStart"/>
       <w:r>
         <w:rPr>
           <w:rFonts w:ascii="Arial" w:hAnsi="Arial" w:cs="Arial"/>
@@ -12049,7 +11240,6 @@
         </w:rPr>
         <w:t>ScreenShot</w:t>
       </w:r>
-      <w:proofErr w:type="spellEnd"/>
       <w:r>
         <w:rPr>
           <w:rFonts w:ascii="Arial" w:hAnsi="Arial" w:cs="Arial"/>
@@ -12090,120 +11280,64 @@
           <w:sz w:val="18"/>
           <w:highlight w:val="lightGray"/>
         </w:rPr>
-        <w:t xml:space="preserve"> [Persons Table -&gt; ID Column: 1, </w:t>
-      </w:r>
-      <w:proofErr w:type="spellStart"/>
+        <w:t xml:space="preserve"> [Persons Table -&gt; ID Column: 1, Name_En Column: Motasem Essam] -&gt; </w:t>
+      </w:r>
       <w:r>
         <w:rPr>
           <w:rFonts w:ascii="Arial" w:hAnsi="Arial" w:cs="Arial"/>
-          <w:sz w:val="18"/>
-          <w:highlight w:val="lightGray"/>
-        </w:rPr>
-        <w:t>Name_En</w:t>
-      </w:r>
-      <w:proofErr w:type="spellEnd"/>
+          <w:b/>
+          <w:sz w:val="18"/>
+          <w:highlight w:val="lightGray"/>
+        </w:rPr>
+        <w:t>Tool:</w:t>
+      </w:r>
       <w:r>
         <w:rPr>
           <w:rFonts w:ascii="Arial" w:hAnsi="Arial" w:cs="Arial"/>
           <w:sz w:val="18"/>
           <w:highlight w:val="lightGray"/>
         </w:rPr>
-        <w:t xml:space="preserve"> Column: Motasem Essam] -&gt; </w:t>
+        <w:t xml:space="preserve"> [Automation Table -&gt; ID Column: 16, Name_En Column: Screen Capture] -&gt; </w:t>
       </w:r>
       <w:r>
         <w:rPr>
           <w:rFonts w:ascii="Arial" w:hAnsi="Arial" w:cs="Arial"/>
           <w:b/>
-          <w:sz w:val="18"/>
-          <w:highlight w:val="lightGray"/>
-        </w:rPr>
-        <w:t>Tool:</w:t>
+          <w:color w:val="000000"/>
+          <w:sz w:val="18"/>
+          <w:highlight w:val="lightGray"/>
+        </w:rPr>
+        <w:t xml:space="preserve">From </w:t>
       </w:r>
       <w:r>
         <w:rPr>
           <w:rFonts w:ascii="Arial" w:hAnsi="Arial" w:cs="Arial"/>
-          <w:sz w:val="18"/>
-          <w:highlight w:val="lightGray"/>
-        </w:rPr>
-        <w:t xml:space="preserve"> [Automation Table -&gt; ID Column: 16, </w:t>
-      </w:r>
-      <w:proofErr w:type="spellStart"/>
+          <w:color w:val="000000"/>
+          <w:sz w:val="18"/>
+          <w:highlight w:val="lightGray"/>
+        </w:rPr>
+        <w:t>[Operating System: Wampserver64 -&gt; phpmyadmin]</w:t>
+      </w:r>
       <w:r>
         <w:rPr>
           <w:rFonts w:ascii="Arial" w:hAnsi="Arial" w:cs="Arial"/>
           <w:sz w:val="18"/>
           <w:highlight w:val="lightGray"/>
         </w:rPr>
-        <w:t>Name_En</w:t>
-      </w:r>
-      <w:proofErr w:type="spellEnd"/>
+        <w:t xml:space="preserve"> </w:t>
+      </w:r>
       <w:r>
         <w:rPr>
           <w:rFonts w:ascii="Arial" w:hAnsi="Arial" w:cs="Arial"/>
-          <w:sz w:val="18"/>
-          <w:highlight w:val="lightGray"/>
-        </w:rPr>
-        <w:t xml:space="preserve"> Column: Screen Capture] -&gt; </w:t>
+          <w:b/>
+          <w:sz w:val="18"/>
+          <w:highlight w:val="lightGray"/>
+        </w:rPr>
+        <w:t>on</w:t>
       </w:r>
       <w:r>
         <w:rPr>
           <w:rFonts w:ascii="Arial" w:hAnsi="Arial" w:cs="Arial"/>
-          <w:b/>
-          <w:color w:val="000000"/>
-          <w:sz w:val="18"/>
-          <w:highlight w:val="lightGray"/>
-        </w:rPr>
-        <w:t xml:space="preserve">From </w:t>
-      </w:r>
-      <w:r>
-        <w:rPr>
-          <w:rFonts w:ascii="Arial" w:hAnsi="Arial" w:cs="Arial"/>
-          <w:color w:val="000000"/>
-          <w:sz w:val="18"/>
-          <w:highlight w:val="lightGray"/>
-        </w:rPr>
-        <w:t xml:space="preserve">[Operating System: Wampserver64 -&gt; </w:t>
-      </w:r>
-      <w:proofErr w:type="spellStart"/>
-      <w:r>
-        <w:rPr>
-          <w:rFonts w:ascii="Arial" w:hAnsi="Arial" w:cs="Arial"/>
-          <w:color w:val="000000"/>
-          <w:sz w:val="18"/>
-          <w:highlight w:val="lightGray"/>
-        </w:rPr>
-        <w:t>phpmyadmin</w:t>
-      </w:r>
-      <w:proofErr w:type="spellEnd"/>
-      <w:r>
-        <w:rPr>
-          <w:rFonts w:ascii="Arial" w:hAnsi="Arial" w:cs="Arial"/>
-          <w:color w:val="000000"/>
-          <w:sz w:val="18"/>
-          <w:highlight w:val="lightGray"/>
-        </w:rPr>
-        <w:t>]</w:t>
-      </w:r>
-      <w:r>
-        <w:rPr>
-          <w:rFonts w:ascii="Arial" w:hAnsi="Arial" w:cs="Arial"/>
-          <w:sz w:val="18"/>
-          <w:highlight w:val="lightGray"/>
-        </w:rPr>
-        <w:t xml:space="preserve"> </w:t>
-      </w:r>
-      <w:r>
-        <w:rPr>
-          <w:rFonts w:ascii="Arial" w:hAnsi="Arial" w:cs="Arial"/>
-          <w:b/>
-          <w:sz w:val="18"/>
-          <w:highlight w:val="lightGray"/>
-        </w:rPr>
-        <w:t>on</w:t>
-      </w:r>
-      <w:r>
-        <w:rPr>
-          <w:rFonts w:ascii="Arial" w:hAnsi="Arial" w:cs="Arial"/>
           <w:sz w:val="18"/>
           <w:highlight w:val="lightGray"/>
         </w:rPr>
@@ -12220,9 +11354,8 @@
         <w:rPr>
           <w:noProof/>
         </w:rPr>
-        <w:lastRenderedPageBreak/>
         <w:drawing>
-          <wp:inline distT="0" distB="0" distL="0" distR="0" wp14:anchorId="4C84A370" wp14:editId="578A0546">
+          <wp:inline distT="0" distB="0" distL="0" distR="0" wp14:anchorId="3D23E593" wp14:editId="252B0E1F">
             <wp:extent cx="5943600" cy="2355215"/>
             <wp:effectExtent l="0" t="0" r="0" b="6985"/>
             <wp:docPr id="954056020" name="Picture 49"/>
@@ -12347,7 +11480,7 @@
           <w:noProof/>
         </w:rPr>
         <w:drawing>
-          <wp:inline distT="0" distB="0" distL="0" distR="0" wp14:anchorId="04D2D2D6" wp14:editId="075E0346">
+          <wp:inline distT="0" distB="0" distL="0" distR="0" wp14:anchorId="7FC98D4E" wp14:editId="723EE590">
             <wp:extent cx="5943600" cy="1635125"/>
             <wp:effectExtent l="0" t="0" r="0" b="3175"/>
             <wp:docPr id="506870105" name="Picture 50"/>
@@ -12432,7 +11565,6 @@
         </w:rPr>
         <w:t xml:space="preserve"># Source: </w:t>
       </w:r>
-      <w:proofErr w:type="spellStart"/>
       <w:r>
         <w:rPr>
           <w:rFonts w:ascii="Arial" w:hAnsi="Arial" w:cs="Arial"/>
@@ -12443,7 +11575,6 @@
         </w:rPr>
         <w:t>ScreenShot</w:t>
       </w:r>
-      <w:proofErr w:type="spellEnd"/>
       <w:r>
         <w:rPr>
           <w:rFonts w:ascii="Arial" w:hAnsi="Arial" w:cs="Arial"/>
@@ -12484,120 +11615,64 @@
           <w:sz w:val="18"/>
           <w:highlight w:val="lightGray"/>
         </w:rPr>
-        <w:t xml:space="preserve"> [Persons Table -&gt; ID Column: 1, </w:t>
-      </w:r>
-      <w:proofErr w:type="spellStart"/>
+        <w:t xml:space="preserve"> [Persons Table -&gt; ID Column: 1, Name_En Column: Motasem Essam] -&gt; </w:t>
+      </w:r>
       <w:r>
         <w:rPr>
           <w:rFonts w:ascii="Arial" w:hAnsi="Arial" w:cs="Arial"/>
-          <w:sz w:val="18"/>
-          <w:highlight w:val="lightGray"/>
-        </w:rPr>
-        <w:t>Name_En</w:t>
-      </w:r>
-      <w:proofErr w:type="spellEnd"/>
+          <w:b/>
+          <w:sz w:val="18"/>
+          <w:highlight w:val="lightGray"/>
+        </w:rPr>
+        <w:t>Tool:</w:t>
+      </w:r>
       <w:r>
         <w:rPr>
           <w:rFonts w:ascii="Arial" w:hAnsi="Arial" w:cs="Arial"/>
           <w:sz w:val="18"/>
           <w:highlight w:val="lightGray"/>
         </w:rPr>
-        <w:t xml:space="preserve"> Column: Motasem Essam] -&gt; </w:t>
+        <w:t xml:space="preserve"> [Automation Table -&gt; ID Column: 16, Name_En Column: Screen Capture] -&gt; </w:t>
       </w:r>
       <w:r>
         <w:rPr>
           <w:rFonts w:ascii="Arial" w:hAnsi="Arial" w:cs="Arial"/>
           <w:b/>
-          <w:sz w:val="18"/>
-          <w:highlight w:val="lightGray"/>
-        </w:rPr>
-        <w:t>Tool:</w:t>
+          <w:color w:val="000000"/>
+          <w:sz w:val="18"/>
+          <w:highlight w:val="lightGray"/>
+        </w:rPr>
+        <w:t xml:space="preserve">From </w:t>
       </w:r>
       <w:r>
         <w:rPr>
           <w:rFonts w:ascii="Arial" w:hAnsi="Arial" w:cs="Arial"/>
-          <w:sz w:val="18"/>
-          <w:highlight w:val="lightGray"/>
-        </w:rPr>
-        <w:t xml:space="preserve"> [Automation Table -&gt; ID Column: 16, </w:t>
-      </w:r>
-      <w:proofErr w:type="spellStart"/>
+          <w:color w:val="000000"/>
+          <w:sz w:val="18"/>
+          <w:highlight w:val="lightGray"/>
+        </w:rPr>
+        <w:t>[Operating System: Wampserver64 -&gt; phpmyadmin]</w:t>
+      </w:r>
       <w:r>
         <w:rPr>
           <w:rFonts w:ascii="Arial" w:hAnsi="Arial" w:cs="Arial"/>
           <w:sz w:val="18"/>
           <w:highlight w:val="lightGray"/>
         </w:rPr>
-        <w:t>Name_En</w:t>
-      </w:r>
-      <w:proofErr w:type="spellEnd"/>
+        <w:t xml:space="preserve"> </w:t>
+      </w:r>
       <w:r>
         <w:rPr>
           <w:rFonts w:ascii="Arial" w:hAnsi="Arial" w:cs="Arial"/>
-          <w:sz w:val="18"/>
-          <w:highlight w:val="lightGray"/>
-        </w:rPr>
-        <w:t xml:space="preserve"> Column: Screen Capture] -&gt; </w:t>
+          <w:b/>
+          <w:sz w:val="18"/>
+          <w:highlight w:val="lightGray"/>
+        </w:rPr>
+        <w:t>on</w:t>
       </w:r>
       <w:r>
         <w:rPr>
           <w:rFonts w:ascii="Arial" w:hAnsi="Arial" w:cs="Arial"/>
-          <w:b/>
-          <w:color w:val="000000"/>
-          <w:sz w:val="18"/>
-          <w:highlight w:val="lightGray"/>
-        </w:rPr>
-        <w:t xml:space="preserve">From </w:t>
-      </w:r>
-      <w:r>
-        <w:rPr>
-          <w:rFonts w:ascii="Arial" w:hAnsi="Arial" w:cs="Arial"/>
-          <w:color w:val="000000"/>
-          <w:sz w:val="18"/>
-          <w:highlight w:val="lightGray"/>
-        </w:rPr>
-        <w:t xml:space="preserve">[Operating System: Wampserver64 -&gt; </w:t>
-      </w:r>
-      <w:proofErr w:type="spellStart"/>
-      <w:r>
-        <w:rPr>
-          <w:rFonts w:ascii="Arial" w:hAnsi="Arial" w:cs="Arial"/>
-          <w:color w:val="000000"/>
-          <w:sz w:val="18"/>
-          <w:highlight w:val="lightGray"/>
-        </w:rPr>
-        <w:t>phpmyadmin</w:t>
-      </w:r>
-      <w:proofErr w:type="spellEnd"/>
-      <w:r>
-        <w:rPr>
-          <w:rFonts w:ascii="Arial" w:hAnsi="Arial" w:cs="Arial"/>
-          <w:color w:val="000000"/>
-          <w:sz w:val="18"/>
-          <w:highlight w:val="lightGray"/>
-        </w:rPr>
-        <w:t>]</w:t>
-      </w:r>
-      <w:r>
-        <w:rPr>
-          <w:rFonts w:ascii="Arial" w:hAnsi="Arial" w:cs="Arial"/>
-          <w:sz w:val="18"/>
-          <w:highlight w:val="lightGray"/>
-        </w:rPr>
-        <w:t xml:space="preserve"> </w:t>
-      </w:r>
-      <w:r>
-        <w:rPr>
-          <w:rFonts w:ascii="Arial" w:hAnsi="Arial" w:cs="Arial"/>
-          <w:b/>
-          <w:sz w:val="18"/>
-          <w:highlight w:val="lightGray"/>
-        </w:rPr>
-        <w:t>on</w:t>
-      </w:r>
-      <w:r>
-        <w:rPr>
-          <w:rFonts w:ascii="Arial" w:hAnsi="Arial" w:cs="Arial"/>
           <w:sz w:val="18"/>
           <w:highlight w:val="lightGray"/>
         </w:rPr>
@@ -12614,9 +11689,8 @@
         <w:rPr>
           <w:noProof/>
         </w:rPr>
-        <w:lastRenderedPageBreak/>
         <w:drawing>
-          <wp:inline distT="0" distB="0" distL="0" distR="0" wp14:anchorId="3D3E5491" wp14:editId="7E757C15">
+          <wp:inline distT="0" distB="0" distL="0" distR="0" wp14:anchorId="71F9CBCE" wp14:editId="170C9FD7">
             <wp:extent cx="5943600" cy="2058035"/>
             <wp:effectExtent l="0" t="0" r="0" b="0"/>
             <wp:docPr id="701678925" name="Picture 51"/>
@@ -12689,7 +11763,7 @@
           <w:noProof/>
         </w:rPr>
         <w:drawing>
-          <wp:inline distT="0" distB="0" distL="0" distR="0" wp14:anchorId="5E1907C9" wp14:editId="0384A503">
+          <wp:inline distT="0" distB="0" distL="0" distR="0" wp14:anchorId="5A5CB446" wp14:editId="317CD1F9">
             <wp:extent cx="5943600" cy="2924810"/>
             <wp:effectExtent l="0" t="0" r="0" b="8890"/>
             <wp:docPr id="1524064320" name="Picture 52"/>
@@ -12785,7 +11859,6 @@
         </w:rPr>
         <w:t xml:space="preserve"># Source: </w:t>
       </w:r>
-      <w:proofErr w:type="spellStart"/>
       <w:r>
         <w:rPr>
           <w:rFonts w:ascii="Arial" w:hAnsi="Arial" w:cs="Arial"/>
@@ -12796,7 +11869,6 @@
         </w:rPr>
         <w:t>ScreenShot</w:t>
       </w:r>
-      <w:proofErr w:type="spellEnd"/>
       <w:r>
         <w:rPr>
           <w:rFonts w:ascii="Arial" w:hAnsi="Arial" w:cs="Arial"/>
@@ -12837,120 +11909,64 @@
           <w:sz w:val="18"/>
           <w:highlight w:val="lightGray"/>
         </w:rPr>
-        <w:t xml:space="preserve"> [Persons Table -&gt; ID Column: 1, </w:t>
-      </w:r>
-      <w:proofErr w:type="spellStart"/>
+        <w:t xml:space="preserve"> [Persons Table -&gt; ID Column: 1, Name_En Column: Motasem Essam] -&gt; </w:t>
+      </w:r>
       <w:r>
         <w:rPr>
           <w:rFonts w:ascii="Arial" w:hAnsi="Arial" w:cs="Arial"/>
-          <w:sz w:val="18"/>
-          <w:highlight w:val="lightGray"/>
-        </w:rPr>
-        <w:t>Name_En</w:t>
-      </w:r>
-      <w:proofErr w:type="spellEnd"/>
+          <w:b/>
+          <w:sz w:val="18"/>
+          <w:highlight w:val="lightGray"/>
+        </w:rPr>
+        <w:t>Tool:</w:t>
+      </w:r>
       <w:r>
         <w:rPr>
           <w:rFonts w:ascii="Arial" w:hAnsi="Arial" w:cs="Arial"/>
           <w:sz w:val="18"/>
           <w:highlight w:val="lightGray"/>
         </w:rPr>
-        <w:t xml:space="preserve"> Column: Motasem Essam] -&gt; </w:t>
+        <w:t xml:space="preserve"> [Automation Table -&gt; ID Column: 16, Name_En Column: Screen Capture] -&gt; </w:t>
       </w:r>
       <w:r>
         <w:rPr>
           <w:rFonts w:ascii="Arial" w:hAnsi="Arial" w:cs="Arial"/>
           <w:b/>
-          <w:sz w:val="18"/>
-          <w:highlight w:val="lightGray"/>
-        </w:rPr>
-        <w:t>Tool:</w:t>
+          <w:color w:val="000000"/>
+          <w:sz w:val="18"/>
+          <w:highlight w:val="lightGray"/>
+        </w:rPr>
+        <w:t xml:space="preserve">From </w:t>
       </w:r>
       <w:r>
         <w:rPr>
           <w:rFonts w:ascii="Arial" w:hAnsi="Arial" w:cs="Arial"/>
-          <w:sz w:val="18"/>
-          <w:highlight w:val="lightGray"/>
-        </w:rPr>
-        <w:t xml:space="preserve"> [Automation Table -&gt; ID Column: 16, </w:t>
-      </w:r>
-      <w:proofErr w:type="spellStart"/>
+          <w:color w:val="000000"/>
+          <w:sz w:val="18"/>
+          <w:highlight w:val="lightGray"/>
+        </w:rPr>
+        <w:t>[Operating System: Wampserver64 -&gt; phpmyadmin]</w:t>
+      </w:r>
       <w:r>
         <w:rPr>
           <w:rFonts w:ascii="Arial" w:hAnsi="Arial" w:cs="Arial"/>
           <w:sz w:val="18"/>
           <w:highlight w:val="lightGray"/>
         </w:rPr>
-        <w:t>Name_En</w:t>
-      </w:r>
-      <w:proofErr w:type="spellEnd"/>
+        <w:t xml:space="preserve"> </w:t>
+      </w:r>
       <w:r>
         <w:rPr>
           <w:rFonts w:ascii="Arial" w:hAnsi="Arial" w:cs="Arial"/>
-          <w:sz w:val="18"/>
-          <w:highlight w:val="lightGray"/>
-        </w:rPr>
-        <w:t xml:space="preserve"> Column: Screen Capture] -&gt; </w:t>
+          <w:b/>
+          <w:sz w:val="18"/>
+          <w:highlight w:val="lightGray"/>
+        </w:rPr>
+        <w:t>on</w:t>
       </w:r>
       <w:r>
         <w:rPr>
           <w:rFonts w:ascii="Arial" w:hAnsi="Arial" w:cs="Arial"/>
-          <w:b/>
-          <w:color w:val="000000"/>
-          <w:sz w:val="18"/>
-          <w:highlight w:val="lightGray"/>
-        </w:rPr>
-        <w:t xml:space="preserve">From </w:t>
-      </w:r>
-      <w:r>
-        <w:rPr>
-          <w:rFonts w:ascii="Arial" w:hAnsi="Arial" w:cs="Arial"/>
-          <w:color w:val="000000"/>
-          <w:sz w:val="18"/>
-          <w:highlight w:val="lightGray"/>
-        </w:rPr>
-        <w:t xml:space="preserve">[Operating System: Wampserver64 -&gt; </w:t>
-      </w:r>
-      <w:proofErr w:type="spellStart"/>
-      <w:r>
-        <w:rPr>
-          <w:rFonts w:ascii="Arial" w:hAnsi="Arial" w:cs="Arial"/>
-          <w:color w:val="000000"/>
-          <w:sz w:val="18"/>
-          <w:highlight w:val="lightGray"/>
-        </w:rPr>
-        <w:t>phpmyadmin</w:t>
-      </w:r>
-      <w:proofErr w:type="spellEnd"/>
-      <w:r>
-        <w:rPr>
-          <w:rFonts w:ascii="Arial" w:hAnsi="Arial" w:cs="Arial"/>
-          <w:color w:val="000000"/>
-          <w:sz w:val="18"/>
-          <w:highlight w:val="lightGray"/>
-        </w:rPr>
-        <w:t>]</w:t>
-      </w:r>
-      <w:r>
-        <w:rPr>
-          <w:rFonts w:ascii="Arial" w:hAnsi="Arial" w:cs="Arial"/>
-          <w:sz w:val="18"/>
-          <w:highlight w:val="lightGray"/>
-        </w:rPr>
-        <w:t xml:space="preserve"> </w:t>
-      </w:r>
-      <w:r>
-        <w:rPr>
-          <w:rFonts w:ascii="Arial" w:hAnsi="Arial" w:cs="Arial"/>
-          <w:b/>
-          <w:sz w:val="18"/>
-          <w:highlight w:val="lightGray"/>
-        </w:rPr>
-        <w:t>on</w:t>
-      </w:r>
-      <w:r>
-        <w:rPr>
-          <w:rFonts w:ascii="Arial" w:hAnsi="Arial" w:cs="Arial"/>
           <w:sz w:val="18"/>
           <w:highlight w:val="lightGray"/>
         </w:rPr>
@@ -12967,9 +11983,8 @@
         <w:rPr>
           <w:noProof/>
         </w:rPr>
-        <w:lastRenderedPageBreak/>
         <w:drawing>
-          <wp:inline distT="0" distB="0" distL="0" distR="0" wp14:anchorId="18B1BCDA" wp14:editId="728AAB89">
+          <wp:inline distT="0" distB="0" distL="0" distR="0" wp14:anchorId="1C90108E" wp14:editId="5DD7DBEB">
             <wp:extent cx="5943600" cy="2063750"/>
             <wp:effectExtent l="0" t="0" r="0" b="0"/>
             <wp:docPr id="402127123" name="Picture 53"/>
@@ -13054,21 +12069,7 @@
         <w:rPr>
           <w:rFonts w:ascii="Roboto Mono" w:hAnsi="Roboto Mono"/>
         </w:rPr>
-        <w:t xml:space="preserve">WHERE </w:t>
-      </w:r>
-      <w:proofErr w:type="spellStart"/>
-      <w:r>
-        <w:rPr>
-          <w:rFonts w:ascii="Roboto Mono" w:hAnsi="Roboto Mono"/>
-        </w:rPr>
-        <w:t>CustomerID</w:t>
-      </w:r>
-      <w:proofErr w:type="spellEnd"/>
-      <w:r>
-        <w:rPr>
-          <w:rFonts w:ascii="Roboto Mono" w:hAnsi="Roboto Mono"/>
-        </w:rPr>
-        <w:t xml:space="preserve"> = 2;</w:t>
+        <w:t>WHERE CustomerID = 2;</w:t>
       </w:r>
     </w:p>
     <w:p>
@@ -13082,7 +12083,7 @@
           <w:noProof/>
         </w:rPr>
         <w:drawing>
-          <wp:inline distT="0" distB="0" distL="0" distR="0" wp14:anchorId="4237478B" wp14:editId="68601E5F">
+          <wp:inline distT="0" distB="0" distL="0" distR="0" wp14:anchorId="3D1CB963" wp14:editId="1200DDD7">
             <wp:extent cx="5943600" cy="2033905"/>
             <wp:effectExtent l="0" t="0" r="0" b="4445"/>
             <wp:docPr id="706831225" name="Picture 54"/>
@@ -13167,7 +12168,6 @@
         </w:rPr>
         <w:t xml:space="preserve"># Source: </w:t>
       </w:r>
-      <w:proofErr w:type="spellStart"/>
       <w:r>
         <w:rPr>
           <w:rFonts w:ascii="Arial" w:hAnsi="Arial" w:cs="Arial"/>
@@ -13178,7 +12178,6 @@
         </w:rPr>
         <w:t>ScreenShot</w:t>
       </w:r>
-      <w:proofErr w:type="spellEnd"/>
       <w:r>
         <w:rPr>
           <w:rFonts w:ascii="Arial" w:hAnsi="Arial" w:cs="Arial"/>
@@ -13219,120 +12218,64 @@
           <w:sz w:val="18"/>
           <w:highlight w:val="lightGray"/>
         </w:rPr>
-        <w:t xml:space="preserve"> [Persons Table -&gt; ID Column: 1, </w:t>
-      </w:r>
-      <w:proofErr w:type="spellStart"/>
+        <w:t xml:space="preserve"> [Persons Table -&gt; ID Column: 1, Name_En Column: Motasem Essam] -&gt; </w:t>
+      </w:r>
       <w:r>
         <w:rPr>
           <w:rFonts w:ascii="Arial" w:hAnsi="Arial" w:cs="Arial"/>
-          <w:sz w:val="18"/>
-          <w:highlight w:val="lightGray"/>
-        </w:rPr>
-        <w:t>Name_En</w:t>
-      </w:r>
-      <w:proofErr w:type="spellEnd"/>
+          <w:b/>
+          <w:sz w:val="18"/>
+          <w:highlight w:val="lightGray"/>
+        </w:rPr>
+        <w:t>Tool:</w:t>
+      </w:r>
       <w:r>
         <w:rPr>
           <w:rFonts w:ascii="Arial" w:hAnsi="Arial" w:cs="Arial"/>
           <w:sz w:val="18"/>
           <w:highlight w:val="lightGray"/>
         </w:rPr>
-        <w:t xml:space="preserve"> Column: Motasem Essam] -&gt; </w:t>
+        <w:t xml:space="preserve"> [Automation Table -&gt; ID Column: 16, Name_En Column: Screen Capture] -&gt; </w:t>
       </w:r>
       <w:r>
         <w:rPr>
           <w:rFonts w:ascii="Arial" w:hAnsi="Arial" w:cs="Arial"/>
           <w:b/>
-          <w:sz w:val="18"/>
-          <w:highlight w:val="lightGray"/>
-        </w:rPr>
-        <w:t>Tool:</w:t>
+          <w:color w:val="000000"/>
+          <w:sz w:val="18"/>
+          <w:highlight w:val="lightGray"/>
+        </w:rPr>
+        <w:t xml:space="preserve">From </w:t>
       </w:r>
       <w:r>
         <w:rPr>
           <w:rFonts w:ascii="Arial" w:hAnsi="Arial" w:cs="Arial"/>
-          <w:sz w:val="18"/>
-          <w:highlight w:val="lightGray"/>
-        </w:rPr>
-        <w:t xml:space="preserve"> [Automation Table -&gt; ID Column: 16, </w:t>
-      </w:r>
-      <w:proofErr w:type="spellStart"/>
+          <w:color w:val="000000"/>
+          <w:sz w:val="18"/>
+          <w:highlight w:val="lightGray"/>
+        </w:rPr>
+        <w:t>[Operating System: Wampserver64 -&gt; phpmyadmin]</w:t>
+      </w:r>
       <w:r>
         <w:rPr>
           <w:rFonts w:ascii="Arial" w:hAnsi="Arial" w:cs="Arial"/>
           <w:sz w:val="18"/>
           <w:highlight w:val="lightGray"/>
         </w:rPr>
-        <w:t>Name_En</w:t>
-      </w:r>
-      <w:proofErr w:type="spellEnd"/>
+        <w:t xml:space="preserve"> </w:t>
+      </w:r>
       <w:r>
         <w:rPr>
           <w:rFonts w:ascii="Arial" w:hAnsi="Arial" w:cs="Arial"/>
-          <w:sz w:val="18"/>
-          <w:highlight w:val="lightGray"/>
-        </w:rPr>
-        <w:t xml:space="preserve"> Column: Screen Capture] -&gt; </w:t>
+          <w:b/>
+          <w:sz w:val="18"/>
+          <w:highlight w:val="lightGray"/>
+        </w:rPr>
+        <w:t>on</w:t>
       </w:r>
       <w:r>
         <w:rPr>
           <w:rFonts w:ascii="Arial" w:hAnsi="Arial" w:cs="Arial"/>
-          <w:b/>
-          <w:color w:val="000000"/>
-          <w:sz w:val="18"/>
-          <w:highlight w:val="lightGray"/>
-        </w:rPr>
-        <w:t xml:space="preserve">From </w:t>
-      </w:r>
-      <w:r>
-        <w:rPr>
-          <w:rFonts w:ascii="Arial" w:hAnsi="Arial" w:cs="Arial"/>
-          <w:color w:val="000000"/>
-          <w:sz w:val="18"/>
-          <w:highlight w:val="lightGray"/>
-        </w:rPr>
-        <w:t xml:space="preserve">[Operating System: Wampserver64 -&gt; </w:t>
-      </w:r>
-      <w:proofErr w:type="spellStart"/>
-      <w:r>
-        <w:rPr>
-          <w:rFonts w:ascii="Arial" w:hAnsi="Arial" w:cs="Arial"/>
-          <w:color w:val="000000"/>
-          <w:sz w:val="18"/>
-          <w:highlight w:val="lightGray"/>
-        </w:rPr>
-        <w:t>phpmyadmin</w:t>
-      </w:r>
-      <w:proofErr w:type="spellEnd"/>
-      <w:r>
-        <w:rPr>
-          <w:rFonts w:ascii="Arial" w:hAnsi="Arial" w:cs="Arial"/>
-          <w:color w:val="000000"/>
-          <w:sz w:val="18"/>
-          <w:highlight w:val="lightGray"/>
-        </w:rPr>
-        <w:t>]</w:t>
-      </w:r>
-      <w:r>
-        <w:rPr>
-          <w:rFonts w:ascii="Arial" w:hAnsi="Arial" w:cs="Arial"/>
-          <w:sz w:val="18"/>
-          <w:highlight w:val="lightGray"/>
-        </w:rPr>
-        <w:t xml:space="preserve"> </w:t>
-      </w:r>
-      <w:r>
-        <w:rPr>
-          <w:rFonts w:ascii="Arial" w:hAnsi="Arial" w:cs="Arial"/>
-          <w:b/>
-          <w:sz w:val="18"/>
-          <w:highlight w:val="lightGray"/>
-        </w:rPr>
-        <w:t>on</w:t>
-      </w:r>
-      <w:r>
-        <w:rPr>
-          <w:rFonts w:ascii="Arial" w:hAnsi="Arial" w:cs="Arial"/>
           <w:sz w:val="18"/>
           <w:highlight w:val="lightGray"/>
         </w:rPr>
@@ -13350,7 +12293,7 @@
           <w:noProof/>
         </w:rPr>
         <w:drawing>
-          <wp:inline distT="0" distB="0" distL="0" distR="0" wp14:anchorId="5A7A35F9" wp14:editId="427BAAE3">
+          <wp:inline distT="0" distB="0" distL="0" distR="0" wp14:anchorId="464B3089" wp14:editId="4D91D0C9">
             <wp:extent cx="5943600" cy="2031365"/>
             <wp:effectExtent l="0" t="0" r="0" b="6985"/>
             <wp:docPr id="1912587763" name="Picture 55"/>
@@ -13409,7 +12352,6 @@
         <w:rPr>
           <w:rFonts w:ascii="Roboto Mono" w:hAnsi="Roboto Mono"/>
         </w:rPr>
-        <w:lastRenderedPageBreak/>
         <w:t>SELECT * FROM Customers;</w:t>
       </w:r>
     </w:p>
@@ -13424,7 +12366,7 @@
           <w:noProof/>
         </w:rPr>
         <w:drawing>
-          <wp:inline distT="0" distB="0" distL="0" distR="0" wp14:anchorId="22AD01CB" wp14:editId="3F581A7B">
+          <wp:inline distT="0" distB="0" distL="0" distR="0" wp14:anchorId="6E0380C4" wp14:editId="176FBF90">
             <wp:extent cx="5943600" cy="2959735"/>
             <wp:effectExtent l="0" t="0" r="0" b="0"/>
             <wp:docPr id="1289991073" name="Picture 56"/>
@@ -13509,7 +12451,6 @@
         </w:rPr>
         <w:t xml:space="preserve"># Source: </w:t>
       </w:r>
-      <w:proofErr w:type="spellStart"/>
       <w:r>
         <w:rPr>
           <w:rFonts w:ascii="Arial" w:hAnsi="Arial" w:cs="Arial"/>
@@ -13520,7 +12461,6 @@
         </w:rPr>
         <w:t>ScreenShot</w:t>
       </w:r>
-      <w:proofErr w:type="spellEnd"/>
       <w:r>
         <w:rPr>
           <w:rFonts w:ascii="Arial" w:hAnsi="Arial" w:cs="Arial"/>
@@ -13561,120 +12501,64 @@
           <w:sz w:val="18"/>
           <w:highlight w:val="lightGray"/>
         </w:rPr>
-        <w:t xml:space="preserve"> [Persons Table -&gt; ID Column: 1, </w:t>
-      </w:r>
-      <w:proofErr w:type="spellStart"/>
+        <w:t xml:space="preserve"> [Persons Table -&gt; ID Column: 1, Name_En Column: Motasem Essam] -&gt; </w:t>
+      </w:r>
       <w:r>
         <w:rPr>
           <w:rFonts w:ascii="Arial" w:hAnsi="Arial" w:cs="Arial"/>
-          <w:sz w:val="18"/>
-          <w:highlight w:val="lightGray"/>
-        </w:rPr>
-        <w:t>Name_En</w:t>
-      </w:r>
-      <w:proofErr w:type="spellEnd"/>
+          <w:b/>
+          <w:sz w:val="18"/>
+          <w:highlight w:val="lightGray"/>
+        </w:rPr>
+        <w:t>Tool:</w:t>
+      </w:r>
       <w:r>
         <w:rPr>
           <w:rFonts w:ascii="Arial" w:hAnsi="Arial" w:cs="Arial"/>
           <w:sz w:val="18"/>
           <w:highlight w:val="lightGray"/>
         </w:rPr>
-        <w:t xml:space="preserve"> Column: Motasem Essam] -&gt; </w:t>
+        <w:t xml:space="preserve"> [Automation Table -&gt; ID Column: 16, Name_En Column: Screen Capture] -&gt; </w:t>
       </w:r>
       <w:r>
         <w:rPr>
           <w:rFonts w:ascii="Arial" w:hAnsi="Arial" w:cs="Arial"/>
           <w:b/>
-          <w:sz w:val="18"/>
-          <w:highlight w:val="lightGray"/>
-        </w:rPr>
-        <w:t>Tool:</w:t>
+          <w:color w:val="000000"/>
+          <w:sz w:val="18"/>
+          <w:highlight w:val="lightGray"/>
+        </w:rPr>
+        <w:t xml:space="preserve">From </w:t>
       </w:r>
       <w:r>
         <w:rPr>
           <w:rFonts w:ascii="Arial" w:hAnsi="Arial" w:cs="Arial"/>
-          <w:sz w:val="18"/>
-          <w:highlight w:val="lightGray"/>
-        </w:rPr>
-        <w:t xml:space="preserve"> [Automation Table -&gt; ID Column: 16, </w:t>
-      </w:r>
-      <w:proofErr w:type="spellStart"/>
+          <w:color w:val="000000"/>
+          <w:sz w:val="18"/>
+          <w:highlight w:val="lightGray"/>
+        </w:rPr>
+        <w:t>[Operating System: Wampserver64 -&gt; phpmyadmin]</w:t>
+      </w:r>
       <w:r>
         <w:rPr>
           <w:rFonts w:ascii="Arial" w:hAnsi="Arial" w:cs="Arial"/>
           <w:sz w:val="18"/>
           <w:highlight w:val="lightGray"/>
         </w:rPr>
-        <w:t>Name_En</w:t>
-      </w:r>
-      <w:proofErr w:type="spellEnd"/>
+        <w:t xml:space="preserve"> </w:t>
+      </w:r>
       <w:r>
         <w:rPr>
           <w:rFonts w:ascii="Arial" w:hAnsi="Arial" w:cs="Arial"/>
-          <w:sz w:val="18"/>
-          <w:highlight w:val="lightGray"/>
-        </w:rPr>
-        <w:t xml:space="preserve"> Column: Screen Capture] -&gt; </w:t>
+          <w:b/>
+          <w:sz w:val="18"/>
+          <w:highlight w:val="lightGray"/>
+        </w:rPr>
+        <w:t>on</w:t>
       </w:r>
       <w:r>
         <w:rPr>
           <w:rFonts w:ascii="Arial" w:hAnsi="Arial" w:cs="Arial"/>
-          <w:b/>
-          <w:color w:val="000000"/>
-          <w:sz w:val="18"/>
-          <w:highlight w:val="lightGray"/>
-        </w:rPr>
-        <w:t xml:space="preserve">From </w:t>
-      </w:r>
-      <w:r>
-        <w:rPr>
-          <w:rFonts w:ascii="Arial" w:hAnsi="Arial" w:cs="Arial"/>
-          <w:color w:val="000000"/>
-          <w:sz w:val="18"/>
-          <w:highlight w:val="lightGray"/>
-        </w:rPr>
-        <w:t xml:space="preserve">[Operating System: Wampserver64 -&gt; </w:t>
-      </w:r>
-      <w:proofErr w:type="spellStart"/>
-      <w:r>
-        <w:rPr>
-          <w:rFonts w:ascii="Arial" w:hAnsi="Arial" w:cs="Arial"/>
-          <w:color w:val="000000"/>
-          <w:sz w:val="18"/>
-          <w:highlight w:val="lightGray"/>
-        </w:rPr>
-        <w:t>phpmyadmin</w:t>
-      </w:r>
-      <w:proofErr w:type="spellEnd"/>
-      <w:r>
-        <w:rPr>
-          <w:rFonts w:ascii="Arial" w:hAnsi="Arial" w:cs="Arial"/>
-          <w:color w:val="000000"/>
-          <w:sz w:val="18"/>
-          <w:highlight w:val="lightGray"/>
-        </w:rPr>
-        <w:t>]</w:t>
-      </w:r>
-      <w:r>
-        <w:rPr>
-          <w:rFonts w:ascii="Arial" w:hAnsi="Arial" w:cs="Arial"/>
-          <w:sz w:val="18"/>
-          <w:highlight w:val="lightGray"/>
-        </w:rPr>
-        <w:t xml:space="preserve"> </w:t>
-      </w:r>
-      <w:r>
-        <w:rPr>
-          <w:rFonts w:ascii="Arial" w:hAnsi="Arial" w:cs="Arial"/>
-          <w:b/>
-          <w:sz w:val="18"/>
-          <w:highlight w:val="lightGray"/>
-        </w:rPr>
-        <w:t>on</w:t>
-      </w:r>
-      <w:r>
-        <w:rPr>
-          <w:rFonts w:ascii="Arial" w:hAnsi="Arial" w:cs="Arial"/>
           <w:sz w:val="18"/>
           <w:highlight w:val="lightGray"/>
         </w:rPr>
@@ -13692,7 +12576,7 @@
           <w:noProof/>
         </w:rPr>
         <w:drawing>
-          <wp:inline distT="0" distB="0" distL="0" distR="0" wp14:anchorId="0F1F0DBE" wp14:editId="5A4194F6">
+          <wp:inline distT="0" distB="0" distL="0" distR="0" wp14:anchorId="3514C191" wp14:editId="7852B1BD">
             <wp:extent cx="5943600" cy="2043430"/>
             <wp:effectExtent l="0" t="0" r="0" b="0"/>
             <wp:docPr id="1590928348" name="Picture 57"/>
@@ -13790,21 +12674,7 @@
         <w:rPr>
           <w:rFonts w:ascii="Roboto Mono" w:hAnsi="Roboto Mono"/>
         </w:rPr>
-        <w:t xml:space="preserve">WHERE </w:t>
-      </w:r>
-      <w:proofErr w:type="spellStart"/>
-      <w:r>
-        <w:rPr>
-          <w:rFonts w:ascii="Roboto Mono" w:hAnsi="Roboto Mono"/>
-        </w:rPr>
-        <w:t>CustomerID</w:t>
-      </w:r>
-      <w:proofErr w:type="spellEnd"/>
-      <w:r>
-        <w:rPr>
-          <w:rFonts w:ascii="Roboto Mono" w:hAnsi="Roboto Mono"/>
-        </w:rPr>
-        <w:t xml:space="preserve"> = 3;</w:t>
+        <w:t>WHERE CustomerID = 3;</w:t>
       </w:r>
     </w:p>
     <w:p>
@@ -13817,9 +12687,8 @@
         <w:rPr>
           <w:noProof/>
         </w:rPr>
-        <w:lastRenderedPageBreak/>
         <w:drawing>
-          <wp:inline distT="0" distB="0" distL="0" distR="0" wp14:anchorId="2783F739" wp14:editId="7147B7D1">
+          <wp:inline distT="0" distB="0" distL="0" distR="0" wp14:anchorId="1779863D" wp14:editId="2C1F9F43">
             <wp:extent cx="5943600" cy="1828165"/>
             <wp:effectExtent l="0" t="0" r="0" b="635"/>
             <wp:docPr id="1194589698" name="Picture 58"/>
@@ -13895,7 +12764,6 @@
         </w:rPr>
         <w:t xml:space="preserve"># Source: </w:t>
       </w:r>
-      <w:proofErr w:type="spellStart"/>
       <w:r>
         <w:rPr>
           <w:rFonts w:ascii="Arial" w:hAnsi="Arial" w:cs="Arial"/>
@@ -13906,7 +12774,6 @@
         </w:rPr>
         <w:t>ScreenShot</w:t>
       </w:r>
-      <w:proofErr w:type="spellEnd"/>
       <w:r>
         <w:rPr>
           <w:rFonts w:ascii="Arial" w:hAnsi="Arial" w:cs="Arial"/>
@@ -13947,120 +12814,64 @@
           <w:sz w:val="18"/>
           <w:highlight w:val="lightGray"/>
         </w:rPr>
-        <w:t xml:space="preserve"> [Persons Table -&gt; ID Column: 1, </w:t>
-      </w:r>
-      <w:proofErr w:type="spellStart"/>
+        <w:t xml:space="preserve"> [Persons Table -&gt; ID Column: 1, Name_En Column: Motasem Essam] -&gt; </w:t>
+      </w:r>
       <w:r>
         <w:rPr>
           <w:rFonts w:ascii="Arial" w:hAnsi="Arial" w:cs="Arial"/>
-          <w:sz w:val="18"/>
-          <w:highlight w:val="lightGray"/>
-        </w:rPr>
-        <w:t>Name_En</w:t>
-      </w:r>
-      <w:proofErr w:type="spellEnd"/>
+          <w:b/>
+          <w:sz w:val="18"/>
+          <w:highlight w:val="lightGray"/>
+        </w:rPr>
+        <w:t>Tool:</w:t>
+      </w:r>
       <w:r>
         <w:rPr>
           <w:rFonts w:ascii="Arial" w:hAnsi="Arial" w:cs="Arial"/>
           <w:sz w:val="18"/>
           <w:highlight w:val="lightGray"/>
         </w:rPr>
-        <w:t xml:space="preserve"> Column: Motasem Essam] -&gt; </w:t>
+        <w:t xml:space="preserve"> [Automation Table -&gt; ID Column: 16, Name_En Column: Screen Capture] -&gt; </w:t>
       </w:r>
       <w:r>
         <w:rPr>
           <w:rFonts w:ascii="Arial" w:hAnsi="Arial" w:cs="Arial"/>
           <w:b/>
-          <w:sz w:val="18"/>
-          <w:highlight w:val="lightGray"/>
-        </w:rPr>
-        <w:t>Tool:</w:t>
+          <w:color w:val="000000"/>
+          <w:sz w:val="18"/>
+          <w:highlight w:val="lightGray"/>
+        </w:rPr>
+        <w:t xml:space="preserve">From </w:t>
       </w:r>
       <w:r>
         <w:rPr>
           <w:rFonts w:ascii="Arial" w:hAnsi="Arial" w:cs="Arial"/>
-          <w:sz w:val="18"/>
-          <w:highlight w:val="lightGray"/>
-        </w:rPr>
-        <w:t xml:space="preserve"> [Automation Table -&gt; ID Column: 16, </w:t>
-      </w:r>
-      <w:proofErr w:type="spellStart"/>
+          <w:color w:val="000000"/>
+          <w:sz w:val="18"/>
+          <w:highlight w:val="lightGray"/>
+        </w:rPr>
+        <w:t>[Operating System: Wampserver64 -&gt; phpmyadmin]</w:t>
+      </w:r>
       <w:r>
         <w:rPr>
           <w:rFonts w:ascii="Arial" w:hAnsi="Arial" w:cs="Arial"/>
           <w:sz w:val="18"/>
           <w:highlight w:val="lightGray"/>
         </w:rPr>
-        <w:t>Name_En</w:t>
-      </w:r>
-      <w:proofErr w:type="spellEnd"/>
+        <w:t xml:space="preserve"> </w:t>
+      </w:r>
       <w:r>
         <w:rPr>
           <w:rFonts w:ascii="Arial" w:hAnsi="Arial" w:cs="Arial"/>
-          <w:sz w:val="18"/>
-          <w:highlight w:val="lightGray"/>
-        </w:rPr>
-        <w:t xml:space="preserve"> Column: Screen Capture] -&gt; </w:t>
+          <w:b/>
+          <w:sz w:val="18"/>
+          <w:highlight w:val="lightGray"/>
+        </w:rPr>
+        <w:t>on</w:t>
       </w:r>
       <w:r>
         <w:rPr>
           <w:rFonts w:ascii="Arial" w:hAnsi="Arial" w:cs="Arial"/>
-          <w:b/>
-          <w:color w:val="000000"/>
-          <w:sz w:val="18"/>
-          <w:highlight w:val="lightGray"/>
-        </w:rPr>
-        <w:t xml:space="preserve">From </w:t>
-      </w:r>
-      <w:r>
-        <w:rPr>
-          <w:rFonts w:ascii="Arial" w:hAnsi="Arial" w:cs="Arial"/>
-          <w:color w:val="000000"/>
-          <w:sz w:val="18"/>
-          <w:highlight w:val="lightGray"/>
-        </w:rPr>
-        <w:t xml:space="preserve">[Operating System: Wampserver64 -&gt; </w:t>
-      </w:r>
-      <w:proofErr w:type="spellStart"/>
-      <w:r>
-        <w:rPr>
-          <w:rFonts w:ascii="Arial" w:hAnsi="Arial" w:cs="Arial"/>
-          <w:color w:val="000000"/>
-          <w:sz w:val="18"/>
-          <w:highlight w:val="lightGray"/>
-        </w:rPr>
-        <w:t>phpmyadmin</w:t>
-      </w:r>
-      <w:proofErr w:type="spellEnd"/>
-      <w:r>
-        <w:rPr>
-          <w:rFonts w:ascii="Arial" w:hAnsi="Arial" w:cs="Arial"/>
-          <w:color w:val="000000"/>
-          <w:sz w:val="18"/>
-          <w:highlight w:val="lightGray"/>
-        </w:rPr>
-        <w:t>]</w:t>
-      </w:r>
-      <w:r>
-        <w:rPr>
-          <w:rFonts w:ascii="Arial" w:hAnsi="Arial" w:cs="Arial"/>
-          <w:sz w:val="18"/>
-          <w:highlight w:val="lightGray"/>
-        </w:rPr>
-        <w:t xml:space="preserve"> </w:t>
-      </w:r>
-      <w:r>
-        <w:rPr>
-          <w:rFonts w:ascii="Arial" w:hAnsi="Arial" w:cs="Arial"/>
-          <w:b/>
-          <w:sz w:val="18"/>
-          <w:highlight w:val="lightGray"/>
-        </w:rPr>
-        <w:t>on</w:t>
-      </w:r>
-      <w:r>
-        <w:rPr>
-          <w:rFonts w:ascii="Arial" w:hAnsi="Arial" w:cs="Arial"/>
           <w:sz w:val="18"/>
           <w:highlight w:val="lightGray"/>
         </w:rPr>
@@ -14073,7 +12884,7 @@
           <w:noProof/>
         </w:rPr>
         <w:drawing>
-          <wp:inline distT="0" distB="0" distL="0" distR="0" wp14:anchorId="7975CF70" wp14:editId="7BBCF553">
+          <wp:inline distT="0" distB="0" distL="0" distR="0" wp14:anchorId="542DA3A8" wp14:editId="75EC4775">
             <wp:extent cx="5943600" cy="2051050"/>
             <wp:effectExtent l="0" t="0" r="0" b="6350"/>
             <wp:docPr id="306015087" name="Picture 59"/>
@@ -14145,9 +12956,8 @@
         <w:rPr>
           <w:noProof/>
         </w:rPr>
-        <w:lastRenderedPageBreak/>
         <w:drawing>
-          <wp:inline distT="0" distB="0" distL="0" distR="0" wp14:anchorId="67FE2EA6" wp14:editId="22394816">
+          <wp:inline distT="0" distB="0" distL="0" distR="0" wp14:anchorId="047E5522" wp14:editId="7D94B61D">
             <wp:extent cx="5943600" cy="2936875"/>
             <wp:effectExtent l="0" t="0" r="0" b="0"/>
             <wp:docPr id="999201214" name="Picture 60"/>
@@ -14206,8 +13016,8 @@
         <w:rPr>
           <w:rFonts w:ascii="Roboto Mono" w:hAnsi="Roboto Mono"/>
         </w:rPr>
-        <w:pict w14:anchorId="20DDCC8E">
-          <v:rect id="_x0000_i1350" style="width:0;height:1.5pt" o:hralign="center" o:hrstd="t" o:hr="t" fillcolor="#a0a0a0" stroked="f"/>
+        <w:pict w14:anchorId="120963E2">
+          <v:rect id="_x0000_i1067" style="width:0;height:1.5pt" o:hralign="center" o:hrstd="t" o:hr="t" fillcolor="#a0a0a0" stroked="f"/>
         </w:pict>
       </w:r>
     </w:p>
@@ -14250,27 +13060,7 @@
           <w:sz w:val="18"/>
           <w:highlight w:val="lightGray"/>
         </w:rPr>
-        <w:t xml:space="preserve">: Persons Table -&gt; ID Column: 1, </w:t>
-      </w:r>
-      <w:proofErr w:type="spellStart"/>
-      <w:r>
-        <w:rPr>
-          <w:rFonts w:asciiTheme="minorBidi" w:hAnsiTheme="minorBidi"/>
-          <w:color w:val="000000"/>
-          <w:sz w:val="18"/>
-          <w:highlight w:val="lightGray"/>
-        </w:rPr>
-        <w:t>Name_En</w:t>
-      </w:r>
-      <w:proofErr w:type="spellEnd"/>
-      <w:r>
-        <w:rPr>
-          <w:rFonts w:asciiTheme="minorBidi" w:hAnsiTheme="minorBidi"/>
-          <w:color w:val="000000"/>
-          <w:sz w:val="18"/>
-          <w:highlight w:val="lightGray"/>
-        </w:rPr>
-        <w:t xml:space="preserve"> Column: Motasem Essam] -&gt; </w:t>
+        <w:t xml:space="preserve">: Persons Table -&gt; ID Column: 1, Name_En Column: Motasem Essam] -&gt; </w:t>
       </w:r>
       <w:r>
         <w:rPr>
@@ -14317,7 +13107,7 @@
           <w:noProof/>
         </w:rPr>
         <w:drawing>
-          <wp:inline distT="0" distB="0" distL="0" distR="0" wp14:anchorId="1CE289B9" wp14:editId="0C5527AE">
+          <wp:inline distT="0" distB="0" distL="0" distR="0" wp14:anchorId="4D1B82A7" wp14:editId="33700DEC">
             <wp:extent cx="5943600" cy="1573530"/>
             <wp:effectExtent l="0" t="0" r="0" b="7620"/>
             <wp:docPr id="2001649868" name="Picture 46"/>
@@ -14485,7 +13275,6 @@
         <w:rPr>
           <w:rFonts w:ascii="Roboto Mono" w:hAnsi="Roboto Mono"/>
         </w:rPr>
-        <w:lastRenderedPageBreak/>
         <w:t xml:space="preserve">       </w:t>
       </w:r>
       <w:r>
@@ -14518,8 +13307,8 @@
         <w:rPr>
           <w:rFonts w:ascii="Roboto Mono" w:hAnsi="Roboto Mono"/>
         </w:rPr>
-        <w:pict w14:anchorId="44B243BE">
-          <v:rect id="_x0000_i1407" style="width:0;height:1.5pt" o:hralign="center" o:hrstd="t" o:hr="t" fillcolor="#a0a0a0" stroked="f"/>
+        <w:pict w14:anchorId="0D499E03">
+          <v:rect id="_x0000_i1068" style="width:0;height:1.5pt" o:hralign="center" o:hrstd="t" o:hr="t" fillcolor="#a0a0a0" stroked="f"/>
         </w:pict>
       </w:r>
     </w:p>
@@ -14555,27 +13344,7 @@
           <w:sz w:val="18"/>
           <w:highlight w:val="lightGray"/>
         </w:rPr>
-        <w:t xml:space="preserve">: Persons Table -&gt; ID Column: 1, </w:t>
-      </w:r>
-      <w:proofErr w:type="spellStart"/>
-      <w:r>
-        <w:rPr>
-          <w:rFonts w:asciiTheme="minorBidi" w:hAnsiTheme="minorBidi"/>
-          <w:color w:val="000000"/>
-          <w:sz w:val="18"/>
-          <w:highlight w:val="lightGray"/>
-        </w:rPr>
-        <w:t>Name_En</w:t>
-      </w:r>
-      <w:proofErr w:type="spellEnd"/>
-      <w:r>
-        <w:rPr>
-          <w:rFonts w:asciiTheme="minorBidi" w:hAnsiTheme="minorBidi"/>
-          <w:color w:val="000000"/>
-          <w:sz w:val="18"/>
-          <w:highlight w:val="lightGray"/>
-        </w:rPr>
-        <w:t xml:space="preserve"> Column: Motasem Essam] -&gt; </w:t>
+        <w:t xml:space="preserve">: Persons Table -&gt; ID Column: 1, Name_En Column: Motasem Essam] -&gt; </w:t>
       </w:r>
       <w:r>
         <w:rPr>
@@ -14769,8 +13538,8 @@
         <w:rPr>
           <w:rFonts w:ascii="Roboto Mono" w:hAnsi="Roboto Mono"/>
         </w:rPr>
-        <w:pict w14:anchorId="05DD9FFA">
-          <v:rect id="_x0000_i1353" style="width:0;height:1.5pt" o:hralign="center" o:hrstd="t" o:hr="t" fillcolor="#a0a0a0" stroked="f"/>
+        <w:pict w14:anchorId="5C3F8273">
+          <v:rect id="_x0000_i1069" style="width:0;height:1.5pt" o:hralign="center" o:hrstd="t" o:hr="t" fillcolor="#a0a0a0" stroked="f"/>
         </w:pict>
       </w:r>
     </w:p>
@@ -14806,27 +13575,7 @@
           <w:sz w:val="18"/>
           <w:highlight w:val="lightGray"/>
         </w:rPr>
-        <w:t xml:space="preserve">: Persons Table -&gt; ID Column: 1, </w:t>
-      </w:r>
-      <w:proofErr w:type="spellStart"/>
-      <w:r>
-        <w:rPr>
-          <w:rFonts w:asciiTheme="minorBidi" w:hAnsiTheme="minorBidi"/>
-          <w:color w:val="000000"/>
-          <w:sz w:val="18"/>
-          <w:highlight w:val="lightGray"/>
-        </w:rPr>
-        <w:t>Name_En</w:t>
-      </w:r>
-      <w:proofErr w:type="spellEnd"/>
-      <w:r>
-        <w:rPr>
-          <w:rFonts w:asciiTheme="minorBidi" w:hAnsiTheme="minorBidi"/>
-          <w:color w:val="000000"/>
-          <w:sz w:val="18"/>
-          <w:highlight w:val="lightGray"/>
-        </w:rPr>
-        <w:t xml:space="preserve"> Column: Motasem Essam] -&gt; </w:t>
+        <w:t xml:space="preserve">: Persons Table -&gt; ID Column: 1, Name_En Column: Motasem Essam] -&gt; </w:t>
       </w:r>
       <w:r>
         <w:rPr>
@@ -14923,6 +13672,7 @@
         </w:rPr>
       </w:pPr>
     </w:p>
+    <w:p/>
     <w:sectPr>
       <w:pgSz w:w="12240" w:h="15840"/>
       <w:pgMar w:top="1440" w:right="1440" w:bottom="1440" w:left="1440" w:header="720" w:footer="720" w:gutter="0"/>
@@ -15650,7 +14400,7 @@
     <w:link w:val="Heading1Char"/>
     <w:uiPriority w:val="9"/>
     <w:qFormat/>
-    <w:rsid w:val="005F287B"/>
+    <w:rsid w:val="004022B7"/>
     <w:pPr>
       <w:keepNext/>
       <w:keepLines/>
@@ -15672,7 +14422,7 @@
     <w:uiPriority w:val="9"/>
     <w:unhideWhenUsed/>
     <w:qFormat/>
-    <w:rsid w:val="005F287B"/>
+    <w:rsid w:val="004022B7"/>
     <w:pPr>
       <w:keepNext/>
       <w:keepLines/>
@@ -15694,7 +14444,7 @@
     <w:uiPriority w:val="9"/>
     <w:unhideWhenUsed/>
     <w:qFormat/>
-    <w:rsid w:val="005F287B"/>
+    <w:rsid w:val="004022B7"/>
     <w:pPr>
       <w:keepNext/>
       <w:keepLines/>
@@ -15716,7 +14466,7 @@
     <w:uiPriority w:val="9"/>
     <w:unhideWhenUsed/>
     <w:qFormat/>
-    <w:rsid w:val="005F287B"/>
+    <w:rsid w:val="004022B7"/>
     <w:pPr>
       <w:keepNext/>
       <w:keepLines/>
@@ -15739,7 +14489,7 @@
     <w:semiHidden/>
     <w:unhideWhenUsed/>
     <w:qFormat/>
-    <w:rsid w:val="005F287B"/>
+    <w:rsid w:val="004022B7"/>
     <w:pPr>
       <w:keepNext/>
       <w:keepLines/>
@@ -15760,7 +14510,7 @@
     <w:semiHidden/>
     <w:unhideWhenUsed/>
     <w:qFormat/>
-    <w:rsid w:val="005F287B"/>
+    <w:rsid w:val="004022B7"/>
     <w:pPr>
       <w:keepNext/>
       <w:keepLines/>
@@ -15783,7 +14533,7 @@
     <w:semiHidden/>
     <w:unhideWhenUsed/>
     <w:qFormat/>
-    <w:rsid w:val="005F287B"/>
+    <w:rsid w:val="004022B7"/>
     <w:pPr>
       <w:keepNext/>
       <w:keepLines/>
@@ -15804,7 +14554,7 @@
     <w:semiHidden/>
     <w:unhideWhenUsed/>
     <w:qFormat/>
-    <w:rsid w:val="005F287B"/>
+    <w:rsid w:val="004022B7"/>
     <w:pPr>
       <w:keepNext/>
       <w:keepLines/>
@@ -15827,7 +14577,7 @@
     <w:semiHidden/>
     <w:unhideWhenUsed/>
     <w:qFormat/>
-    <w:rsid w:val="005F287B"/>
+    <w:rsid w:val="004022B7"/>
     <w:pPr>
       <w:keepNext/>
       <w:keepLines/>
@@ -15842,6 +14592,7 @@
   <w:style w:type="character" w:default="1" w:styleId="DefaultParagraphFont">
     <w:name w:val="Default Paragraph Font"/>
     <w:uiPriority w:val="1"/>
+    <w:semiHidden/>
     <w:unhideWhenUsed/>
   </w:style>
   <w:style w:type="table" w:default="1" w:styleId="TableNormal">
@@ -15870,7 +14621,7 @@
     <w:basedOn w:val="DefaultParagraphFont"/>
     <w:link w:val="Heading1"/>
     <w:uiPriority w:val="9"/>
-    <w:rsid w:val="005F287B"/>
+    <w:rsid w:val="004022B7"/>
     <w:rPr>
       <w:rFonts w:asciiTheme="majorHAnsi" w:eastAsiaTheme="majorEastAsia" w:hAnsiTheme="majorHAnsi" w:cstheme="majorBidi"/>
       <w:color w:val="2F5496" w:themeColor="accent1" w:themeShade="BF"/>
@@ -15883,7 +14634,7 @@
     <w:basedOn w:val="DefaultParagraphFont"/>
     <w:link w:val="Heading2"/>
     <w:uiPriority w:val="9"/>
-    <w:rsid w:val="005F287B"/>
+    <w:rsid w:val="004022B7"/>
     <w:rPr>
       <w:rFonts w:asciiTheme="majorHAnsi" w:eastAsiaTheme="majorEastAsia" w:hAnsiTheme="majorHAnsi" w:cstheme="majorBidi"/>
       <w:color w:val="2F5496" w:themeColor="accent1" w:themeShade="BF"/>
@@ -15896,7 +14647,7 @@
     <w:basedOn w:val="DefaultParagraphFont"/>
     <w:link w:val="Heading3"/>
     <w:uiPriority w:val="9"/>
-    <w:rsid w:val="005F287B"/>
+    <w:rsid w:val="004022B7"/>
     <w:rPr>
       <w:rFonts w:eastAsiaTheme="majorEastAsia" w:cstheme="majorBidi"/>
       <w:color w:val="2F5496" w:themeColor="accent1" w:themeShade="BF"/>
@@ -15909,7 +14660,7 @@
     <w:basedOn w:val="DefaultParagraphFont"/>
     <w:link w:val="Heading4"/>
     <w:uiPriority w:val="9"/>
-    <w:rsid w:val="005F287B"/>
+    <w:rsid w:val="004022B7"/>
     <w:rPr>
       <w:rFonts w:eastAsiaTheme="majorEastAsia" w:cstheme="majorBidi"/>
       <w:i/>
@@ -15923,7 +14674,7 @@
     <w:link w:val="Heading5"/>
     <w:uiPriority w:val="9"/>
     <w:semiHidden/>
-    <w:rsid w:val="005F287B"/>
+    <w:rsid w:val="004022B7"/>
     <w:rPr>
       <w:rFonts w:eastAsiaTheme="majorEastAsia" w:cstheme="majorBidi"/>
       <w:color w:val="2F5496" w:themeColor="accent1" w:themeShade="BF"/>
@@ -15935,7 +14686,7 @@
     <w:link w:val="Heading6"/>
     <w:uiPriority w:val="9"/>
     <w:semiHidden/>
-    <w:rsid w:val="005F287B"/>
+    <w:rsid w:val="004022B7"/>
     <w:rPr>
       <w:rFonts w:eastAsiaTheme="majorEastAsia" w:cstheme="majorBidi"/>
       <w:i/>
@@ -15949,7 +14700,7 @@
     <w:link w:val="Heading7"/>
     <w:uiPriority w:val="9"/>
     <w:semiHidden/>
-    <w:rsid w:val="005F287B"/>
+    <w:rsid w:val="004022B7"/>
     <w:rPr>
       <w:rFonts w:eastAsiaTheme="majorEastAsia" w:cstheme="majorBidi"/>
       <w:color w:val="595959" w:themeColor="text1" w:themeTint="A6"/>
@@ -15961,7 +14712,7 @@
     <w:link w:val="Heading8"/>
     <w:uiPriority w:val="9"/>
     <w:semiHidden/>
-    <w:rsid w:val="005F287B"/>
+    <w:rsid w:val="004022B7"/>
     <w:rPr>
       <w:rFonts w:eastAsiaTheme="majorEastAsia" w:cstheme="majorBidi"/>
       <w:i/>
@@ -15975,7 +14726,7 @@
     <w:link w:val="Heading9"/>
     <w:uiPriority w:val="9"/>
     <w:semiHidden/>
-    <w:rsid w:val="005F287B"/>
+    <w:rsid w:val="004022B7"/>
     <w:rPr>
       <w:rFonts w:eastAsiaTheme="majorEastAsia" w:cstheme="majorBidi"/>
       <w:color w:val="272727" w:themeColor="text1" w:themeTint="D8"/>
@@ -15988,7 +14739,7 @@
     <w:link w:val="TitleChar"/>
     <w:uiPriority w:val="10"/>
     <w:qFormat/>
-    <w:rsid w:val="005F287B"/>
+    <w:rsid w:val="004022B7"/>
     <w:pPr>
       <w:spacing w:after="80" w:line="240" w:lineRule="auto"/>
       <w:contextualSpacing/>
@@ -16006,7 +14757,7 @@
     <w:basedOn w:val="DefaultParagraphFont"/>
     <w:link w:val="Title"/>
     <w:uiPriority w:val="10"/>
-    <w:rsid w:val="005F287B"/>
+    <w:rsid w:val="004022B7"/>
     <w:rPr>
       <w:rFonts w:asciiTheme="majorHAnsi" w:eastAsiaTheme="majorEastAsia" w:hAnsiTheme="majorHAnsi" w:cstheme="majorBidi"/>
       <w:spacing w:val="-10"/>
@@ -16022,7 +14773,7 @@
     <w:link w:val="SubtitleChar"/>
     <w:uiPriority w:val="11"/>
     <w:qFormat/>
-    <w:rsid w:val="005F287B"/>
+    <w:rsid w:val="004022B7"/>
     <w:pPr>
       <w:numPr>
         <w:ilvl w:val="1"/>
@@ -16041,7 +14792,7 @@
     <w:basedOn w:val="DefaultParagraphFont"/>
     <w:link w:val="Subtitle"/>
     <w:uiPriority w:val="11"/>
-    <w:rsid w:val="005F287B"/>
+    <w:rsid w:val="004022B7"/>
     <w:rPr>
       <w:rFonts w:eastAsiaTheme="majorEastAsia" w:cstheme="majorBidi"/>
       <w:color w:val="595959" w:themeColor="text1" w:themeTint="A6"/>
@@ -16057,7 +14808,7 @@
     <w:link w:val="QuoteChar"/>
     <w:uiPriority w:val="29"/>
     <w:qFormat/>
-    <w:rsid w:val="005F287B"/>
+    <w:rsid w:val="004022B7"/>
     <w:pPr>
       <w:spacing w:before="160"/>
       <w:jc w:val="center"/>
@@ -16073,7 +14824,7 @@
     <w:basedOn w:val="DefaultParagraphFont"/>
     <w:link w:val="Quote"/>
     <w:uiPriority w:val="29"/>
-    <w:rsid w:val="005F287B"/>
+    <w:rsid w:val="004022B7"/>
     <w:rPr>
       <w:i/>
       <w:iCs/>
@@ -16085,7 +14836,7 @@
     <w:basedOn w:val="Normal"/>
     <w:uiPriority w:val="34"/>
     <w:qFormat/>
-    <w:rsid w:val="005F287B"/>
+    <w:rsid w:val="004022B7"/>
     <w:pPr>
       <w:ind w:left="720"/>
       <w:contextualSpacing/>
@@ -16096,7 +14847,7 @@
     <w:basedOn w:val="DefaultParagraphFont"/>
     <w:uiPriority w:val="21"/>
     <w:qFormat/>
-    <w:rsid w:val="005F287B"/>
+    <w:rsid w:val="004022B7"/>
     <w:rPr>
       <w:i/>
       <w:iCs/>
@@ -16110,7 +14861,7 @@
     <w:link w:val="IntenseQuoteChar"/>
     <w:uiPriority w:val="30"/>
     <w:qFormat/>
-    <w:rsid w:val="005F287B"/>
+    <w:rsid w:val="004022B7"/>
     <w:pPr>
       <w:pBdr>
         <w:top w:val="single" w:sz="4" w:space="10" w:color="2F5496" w:themeColor="accent1" w:themeShade="BF"/>
@@ -16131,7 +14882,7 @@
     <w:basedOn w:val="DefaultParagraphFont"/>
     <w:link w:val="IntenseQuote"/>
     <w:uiPriority w:val="30"/>
-    <w:rsid w:val="005F287B"/>
+    <w:rsid w:val="004022B7"/>
     <w:rPr>
       <w:i/>
       <w:iCs/>
@@ -16143,7 +14894,7 @@
     <w:basedOn w:val="DefaultParagraphFont"/>
     <w:uiPriority w:val="32"/>
     <w:qFormat/>
-    <w:rsid w:val="005F287B"/>
+    <w:rsid w:val="004022B7"/>
     <w:rPr>
       <w:b/>
       <w:bCs/>
